--- a/docs/Доклад.docx
+++ b/docs/Доклад.docx
@@ -496,7 +496,23 @@
                 <w:rFonts w:eastAsia="Calibri"/>
                 <w:szCs w:val="28"/>
               </w:rPr>
-              <w:t xml:space="preserve">Росгосстрах </w:t>
+              <w:t>Росгосстрах</w:t>
+            </w:r>
+            <w:r>
+              <w:rPr>
+                <w:rFonts w:eastAsia="Calibri"/>
+                <w:szCs w:val="28"/>
+              </w:rPr>
+              <w:t>а</w:t>
+            </w:r>
+            <w:bookmarkStart w:id="0" w:name="_GoBack"/>
+            <w:bookmarkEnd w:id="0"/>
+            <w:r>
+              <w:rPr>
+                <w:rFonts w:eastAsia="Calibri"/>
+                <w:szCs w:val="28"/>
+              </w:rPr>
+              <w:t xml:space="preserve"> </w:t>
             </w:r>
             <w:r>
               <w:rPr>
@@ -1070,7 +1086,6 @@
               <w:rPr>
                 <w:rFonts w:eastAsia="Calibri"/>
                 <w:szCs w:val="28"/>
-                <w:lang w:val="en-US"/>
               </w:rPr>
             </w:pPr>
             <w:r>
@@ -1625,6 +1640,36 @@
               </w:rPr>
               <w:t> </w:t>
             </w:r>
+            <w:r>
+              <w:rPr>
+                <w:rFonts w:eastAsia="Calibri"/>
+                <w:szCs w:val="28"/>
+              </w:rPr>
+              <w:t xml:space="preserve">- </w:t>
+            </w:r>
+            <w:proofErr w:type="spellStart"/>
+            <w:r>
+              <w:rPr>
+                <w:rFonts w:eastAsia="Calibri"/>
+                <w:szCs w:val="28"/>
+              </w:rPr>
+              <w:t>React</w:t>
+            </w:r>
+            <w:proofErr w:type="spellEnd"/>
+            <w:r>
+              <w:rPr>
+                <w:rFonts w:eastAsia="Calibri"/>
+                <w:szCs w:val="28"/>
+              </w:rPr>
+              <w:t xml:space="preserve"> хорошо работает с </w:t>
+            </w:r>
+            <w:r>
+              <w:rPr>
+                <w:rFonts w:eastAsia="Calibri"/>
+                <w:szCs w:val="28"/>
+              </w:rPr>
+              <w:t>адаптивным дизайном.</w:t>
+            </w:r>
           </w:p>
           <w:p>
             <w:pPr>
@@ -1645,6 +1690,154 @@
               </w:rPr>
               <w:t>Экосистема</w:t>
             </w:r>
+            <w:r>
+              <w:rPr>
+                <w:rFonts w:eastAsia="Calibri"/>
+                <w:szCs w:val="28"/>
+              </w:rPr>
+              <w:t xml:space="preserve"> - Если формы то </w:t>
+            </w:r>
+            <w:r>
+              <w:rPr>
+                <w:rFonts w:eastAsia="Calibri"/>
+                <w:szCs w:val="28"/>
+                <w:lang w:val="en-US"/>
+              </w:rPr>
+              <w:t>React</w:t>
+            </w:r>
+            <w:r>
+              <w:rPr>
+                <w:rFonts w:eastAsia="Calibri"/>
+                <w:szCs w:val="28"/>
+              </w:rPr>
+              <w:t xml:space="preserve"> </w:t>
+            </w:r>
+            <w:r>
+              <w:rPr>
+                <w:rFonts w:eastAsia="Calibri"/>
+                <w:szCs w:val="28"/>
+                <w:lang w:val="en-US"/>
+              </w:rPr>
+              <w:t>Hook</w:t>
+            </w:r>
+            <w:r>
+              <w:rPr>
+                <w:rFonts w:eastAsia="Calibri"/>
+                <w:szCs w:val="28"/>
+              </w:rPr>
+              <w:t xml:space="preserve"> </w:t>
+            </w:r>
+            <w:r>
+              <w:rPr>
+                <w:rFonts w:eastAsia="Calibri"/>
+                <w:szCs w:val="28"/>
+                <w:lang w:val="en-US"/>
+              </w:rPr>
+              <w:t>Form</w:t>
+            </w:r>
+            <w:r>
+              <w:rPr>
+                <w:rFonts w:eastAsia="Calibri"/>
+                <w:szCs w:val="28"/>
+              </w:rPr>
+              <w:t xml:space="preserve">, </w:t>
+            </w:r>
+            <w:r>
+              <w:rPr>
+                <w:rFonts w:eastAsia="Calibri"/>
+                <w:szCs w:val="28"/>
+              </w:rPr>
+              <w:t xml:space="preserve">если управлять состоянием, то </w:t>
+            </w:r>
+            <w:r>
+              <w:rPr>
+                <w:rFonts w:eastAsia="Calibri"/>
+                <w:szCs w:val="28"/>
+                <w:lang w:val="en-US"/>
+              </w:rPr>
+              <w:t>React</w:t>
+            </w:r>
+            <w:r>
+              <w:rPr>
+                <w:rFonts w:eastAsia="Calibri"/>
+                <w:szCs w:val="28"/>
+              </w:rPr>
+              <w:t xml:space="preserve"> </w:t>
+            </w:r>
+            <w:r>
+              <w:rPr>
+                <w:rFonts w:eastAsia="Calibri"/>
+                <w:szCs w:val="28"/>
+                <w:lang w:val="en-US"/>
+              </w:rPr>
+              <w:t>Query</w:t>
+            </w:r>
+            <w:r>
+              <w:rPr>
+                <w:rFonts w:eastAsia="Calibri"/>
+                <w:szCs w:val="28"/>
+              </w:rPr>
+              <w:t xml:space="preserve">, </w:t>
+            </w:r>
+            <w:r>
+              <w:rPr>
+                <w:rFonts w:eastAsia="Calibri"/>
+                <w:szCs w:val="28"/>
+                <w:lang w:val="en-US"/>
+              </w:rPr>
+              <w:t>React</w:t>
+            </w:r>
+            <w:r>
+              <w:rPr>
+                <w:rFonts w:eastAsia="Calibri"/>
+                <w:szCs w:val="28"/>
+              </w:rPr>
+              <w:t xml:space="preserve"> </w:t>
+            </w:r>
+            <w:r>
+              <w:rPr>
+                <w:rFonts w:eastAsia="Calibri"/>
+                <w:szCs w:val="28"/>
+                <w:lang w:val="en-US"/>
+              </w:rPr>
+              <w:t>Router</w:t>
+            </w:r>
+            <w:r>
+              <w:rPr>
+                <w:rFonts w:eastAsia="Calibri"/>
+                <w:szCs w:val="28"/>
+              </w:rPr>
+              <w:t xml:space="preserve"> </w:t>
+            </w:r>
+            <w:r>
+              <w:rPr>
+                <w:rFonts w:eastAsia="Calibri"/>
+                <w:szCs w:val="28"/>
+              </w:rPr>
+              <w:t>для маршрутизации</w:t>
+            </w:r>
+            <w:r>
+              <w:rPr>
+                <w:rFonts w:eastAsia="Calibri"/>
+                <w:szCs w:val="28"/>
+              </w:rPr>
+              <w:t xml:space="preserve">. То есть всё создано именно для работы с </w:t>
+            </w:r>
+            <w:r>
+              <w:rPr>
+                <w:rFonts w:eastAsia="Calibri"/>
+                <w:szCs w:val="28"/>
+                <w:lang w:val="en-US"/>
+              </w:rPr>
+              <w:t>React</w:t>
+            </w:r>
+            <w:r>
+              <w:rPr>
+                <w:rFonts w:eastAsia="Calibri"/>
+                <w:szCs w:val="28"/>
+              </w:rPr>
+              <w:t>.</w:t>
+            </w:r>
           </w:p>
           <w:p>
             <w:pPr>
@@ -1656,37 +1849,15 @@
               <w:rPr>
                 <w:rFonts w:eastAsia="Calibri"/>
                 <w:szCs w:val="28"/>
-                <w:lang w:val="en-US"/>
-              </w:rPr>
-            </w:pPr>
-            <w:proofErr w:type="spellStart"/>
-            <w:r>
-              <w:rPr>
-                <w:rFonts w:eastAsia="Calibri"/>
-                <w:szCs w:val="28"/>
-                <w:lang w:val="en-US"/>
-              </w:rPr>
-              <w:t>Читаемость</w:t>
-            </w:r>
-            <w:proofErr w:type="spellEnd"/>
-            <w:r>
-              <w:rPr>
-                <w:rFonts w:eastAsia="Calibri"/>
-                <w:szCs w:val="28"/>
-                <w:lang w:val="en-US"/>
-              </w:rPr>
-              <w:t xml:space="preserve"> </w:t>
-            </w:r>
-            <w:proofErr w:type="spellStart"/>
-            <w:r>
-              <w:rPr>
-                <w:rFonts w:eastAsia="Calibri"/>
-                <w:szCs w:val="28"/>
-                <w:lang w:val="en-US"/>
-              </w:rPr>
-              <w:t>кода</w:t>
-            </w:r>
-            <w:proofErr w:type="spellEnd"/>
+              </w:rPr>
+            </w:pPr>
+            <w:r>
+              <w:rPr>
+                <w:rFonts w:eastAsia="Calibri"/>
+                <w:szCs w:val="28"/>
+              </w:rPr>
+              <w:t>Читаемость кода</w:t>
+            </w:r>
           </w:p>
           <w:p>
             <w:pPr>
@@ -1784,6 +1955,51 @@
               </w:rPr>
               <w:t>Скорость разработки</w:t>
             </w:r>
+            <w:r>
+              <w:rPr>
+                <w:rFonts w:eastAsia="Calibri"/>
+                <w:szCs w:val="28"/>
+              </w:rPr>
+              <w:t xml:space="preserve"> – </w:t>
+            </w:r>
+            <w:proofErr w:type="spellStart"/>
+            <w:r>
+              <w:rPr>
+                <w:rFonts w:eastAsia="Calibri"/>
+                <w:szCs w:val="28"/>
+                <w:lang w:val="en-US"/>
+              </w:rPr>
+              <w:t>Laravel</w:t>
+            </w:r>
+            <w:proofErr w:type="spellEnd"/>
+            <w:r>
+              <w:rPr>
+                <w:rFonts w:eastAsia="Calibri"/>
+                <w:szCs w:val="28"/>
+              </w:rPr>
+              <w:t xml:space="preserve"> </w:t>
+            </w:r>
+            <w:r>
+              <w:rPr>
+                <w:rFonts w:eastAsia="Calibri"/>
+                <w:szCs w:val="28"/>
+              </w:rPr>
+              <w:t xml:space="preserve">предоставляет готовые компоненты: </w:t>
+            </w:r>
+            <w:r>
+              <w:rPr>
+                <w:rFonts w:eastAsia="Calibri"/>
+                <w:szCs w:val="28"/>
+              </w:rPr>
+              <w:t>аутентификацию, миграции, маршрутизацию, защиту</w:t>
+            </w:r>
+            <w:r>
+              <w:rPr>
+                <w:rFonts w:eastAsia="Calibri"/>
+                <w:szCs w:val="28"/>
+              </w:rPr>
+              <w:t>.</w:t>
+            </w:r>
           </w:p>
           <w:p>
             <w:pPr>
@@ -1802,14 +2018,75 @@
                 <w:rFonts w:eastAsia="Calibri"/>
                 <w:szCs w:val="28"/>
               </w:rPr>
-              <w:t>Соотве</w:t>
-            </w:r>
-            <w:r>
-              <w:rPr>
-                <w:rFonts w:eastAsia="Calibri"/>
-                <w:szCs w:val="28"/>
-              </w:rPr>
-              <w:t>тствие требованиям безопасности</w:t>
+              <w:t>Соответствие требованиям безопасности</w:t>
+            </w:r>
+            <w:r>
+              <w:rPr>
+                <w:rFonts w:eastAsia="Calibri"/>
+                <w:szCs w:val="28"/>
+              </w:rPr>
+              <w:t xml:space="preserve"> - </w:t>
+            </w:r>
+            <w:proofErr w:type="spellStart"/>
+            <w:r>
+              <w:rPr>
+                <w:rFonts w:eastAsia="Calibri"/>
+                <w:szCs w:val="28"/>
+              </w:rPr>
+              <w:t>хэширование</w:t>
+            </w:r>
+            <w:proofErr w:type="spellEnd"/>
+            <w:r>
+              <w:rPr>
+                <w:rFonts w:eastAsia="Calibri"/>
+                <w:szCs w:val="28"/>
+              </w:rPr>
+              <w:t xml:space="preserve"> паролей, ролевая модель (</w:t>
+            </w:r>
+            <w:r>
+              <w:rPr>
+                <w:rFonts w:eastAsia="Calibri"/>
+                <w:szCs w:val="28"/>
+                <w:lang w:val="en-US"/>
+              </w:rPr>
+              <w:t>user</w:t>
+            </w:r>
+            <w:r>
+              <w:rPr>
+                <w:rFonts w:eastAsia="Calibri"/>
+                <w:szCs w:val="28"/>
+              </w:rPr>
+              <w:t>_</w:t>
+            </w:r>
+            <w:r>
+              <w:rPr>
+                <w:rFonts w:eastAsia="Calibri"/>
+                <w:szCs w:val="28"/>
+                <w:lang w:val="en-US"/>
+              </w:rPr>
+              <w:t>types</w:t>
+            </w:r>
+            <w:r>
+              <w:rPr>
+                <w:rFonts w:eastAsia="Calibri"/>
+                <w:szCs w:val="28"/>
+              </w:rPr>
+              <w:t xml:space="preserve">), защита от </w:t>
+            </w:r>
+            <w:r>
+              <w:rPr>
+                <w:rFonts w:eastAsia="Calibri"/>
+                <w:szCs w:val="28"/>
+                <w:lang w:val="en-US"/>
+              </w:rPr>
+              <w:t>SQL</w:t>
+            </w:r>
+            <w:r>
+              <w:rPr>
+                <w:rFonts w:eastAsia="Calibri"/>
+                <w:szCs w:val="28"/>
+              </w:rPr>
+              <w:t>-инъекций.</w:t>
             </w:r>
           </w:p>
           <w:p>
@@ -1831,6 +2108,106 @@
               </w:rPr>
               <w:t xml:space="preserve">Удобство работы с БД </w:t>
             </w:r>
+            <w:r>
+              <w:rPr>
+                <w:rFonts w:eastAsia="Calibri"/>
+                <w:szCs w:val="28"/>
+              </w:rPr>
+              <w:t xml:space="preserve">- </w:t>
+            </w:r>
+            <w:proofErr w:type="spellStart"/>
+            <w:r>
+              <w:rPr>
+                <w:rFonts w:eastAsia="Calibri"/>
+                <w:szCs w:val="28"/>
+              </w:rPr>
+              <w:t>хэширование</w:t>
+            </w:r>
+            <w:proofErr w:type="spellEnd"/>
+            <w:r>
+              <w:rPr>
+                <w:rFonts w:eastAsia="Calibri"/>
+                <w:szCs w:val="28"/>
+              </w:rPr>
+              <w:t xml:space="preserve"> паролей (</w:t>
+            </w:r>
+            <w:proofErr w:type="spellStart"/>
+            <w:r>
+              <w:rPr>
+                <w:rFonts w:eastAsia="Calibri"/>
+                <w:szCs w:val="28"/>
+                <w:lang w:val="en-US"/>
+              </w:rPr>
+              <w:t>bcrypt</w:t>
+            </w:r>
+            <w:proofErr w:type="spellEnd"/>
+            <w:r>
+              <w:rPr>
+                <w:rFonts w:eastAsia="Calibri"/>
+                <w:szCs w:val="28"/>
+              </w:rPr>
+              <w:t>), ролевая модель (</w:t>
+            </w:r>
+            <w:r>
+              <w:rPr>
+                <w:rFonts w:eastAsia="Calibri"/>
+                <w:szCs w:val="28"/>
+                <w:lang w:val="en-US"/>
+              </w:rPr>
+              <w:t>user</w:t>
+            </w:r>
+            <w:r>
+              <w:rPr>
+                <w:rFonts w:eastAsia="Calibri"/>
+                <w:szCs w:val="28"/>
+              </w:rPr>
+              <w:t>_</w:t>
+            </w:r>
+            <w:r>
+              <w:rPr>
+                <w:rFonts w:eastAsia="Calibri"/>
+                <w:szCs w:val="28"/>
+                <w:lang w:val="en-US"/>
+              </w:rPr>
+              <w:t>types</w:t>
+            </w:r>
+            <w:r>
+              <w:rPr>
+                <w:rFonts w:eastAsia="Calibri"/>
+                <w:szCs w:val="28"/>
+              </w:rPr>
+              <w:t xml:space="preserve">), защита от </w:t>
+            </w:r>
+            <w:r>
+              <w:rPr>
+                <w:rFonts w:eastAsia="Calibri"/>
+                <w:szCs w:val="28"/>
+                <w:lang w:val="en-US"/>
+              </w:rPr>
+              <w:t>SQL</w:t>
+            </w:r>
+            <w:r>
+              <w:rPr>
+                <w:rFonts w:eastAsia="Calibri"/>
+                <w:szCs w:val="28"/>
+              </w:rPr>
+              <w:t xml:space="preserve">-инъекций через </w:t>
+            </w:r>
+            <w:r>
+              <w:rPr>
+                <w:rFonts w:eastAsia="Calibri"/>
+                <w:szCs w:val="28"/>
+                <w:lang w:val="en-US"/>
+              </w:rPr>
+              <w:t>Eloquent</w:t>
+            </w:r>
+            <w:r>
+              <w:rPr>
+                <w:rFonts w:eastAsia="Calibri"/>
+                <w:szCs w:val="28"/>
+              </w:rPr>
+              <w:t>.</w:t>
+            </w:r>
           </w:p>
           <w:p>
             <w:pPr>
@@ -1851,21 +2228,26 @@
               </w:rPr>
               <w:t>Большое сообщество и экосистема</w:t>
             </w:r>
-          </w:p>
-          <w:p>
-            <w:pPr>
-              <w:ind w:firstLine="0"/>
-              <w:rPr>
-                <w:rFonts w:eastAsia="Calibri"/>
-                <w:szCs w:val="28"/>
-              </w:rPr>
-            </w:pPr>
-            <w:r>
-              <w:rPr>
-                <w:rFonts w:eastAsia="Calibri"/>
-                <w:szCs w:val="28"/>
-              </w:rPr>
-              <w:tab/>
+            <w:r>
+              <w:rPr>
+                <w:rFonts w:eastAsia="Calibri"/>
+                <w:szCs w:val="28"/>
+              </w:rPr>
+              <w:t xml:space="preserve"> -</w:t>
+            </w:r>
+            <w:r>
+              <w:rPr>
+                <w:rFonts w:eastAsia="Calibri"/>
+                <w:szCs w:val="28"/>
+              </w:rPr>
+              <w:t xml:space="preserve"> </w:t>
+            </w:r>
+            <w:r>
+              <w:rPr>
+                <w:rFonts w:eastAsia="Calibri"/>
+                <w:szCs w:val="28"/>
+              </w:rPr>
+              <w:t>множество готовых пакетов, обширная документация.</w:t>
             </w:r>
           </w:p>
         </w:tc>
@@ -1961,6 +2343,7 @@
                 <w:rFonts w:eastAsia="Calibri"/>
                 <w:szCs w:val="28"/>
               </w:rPr>
+              <w:lastRenderedPageBreak/>
               <w:t>1.</w:t>
             </w:r>
             <w:r>
@@ -2081,7 +2464,6 @@
                 <w:rFonts w:eastAsia="Calibri"/>
                 <w:szCs w:val="28"/>
               </w:rPr>
-              <w:lastRenderedPageBreak/>
               <w:t>6.</w:t>
             </w:r>
             <w:r>
@@ -2645,21 +3027,14 @@
               <w:rPr>
                 <w:szCs w:val="28"/>
               </w:rPr>
-              <w:t>Здесь производится расчёт полисов в калькуляторе</w:t>
-            </w:r>
-            <w:proofErr w:type="gramStart"/>
-            <w:r>
-              <w:rPr>
-                <w:szCs w:val="28"/>
-              </w:rPr>
-              <w:t>.</w:t>
-            </w:r>
-            <w:proofErr w:type="gramEnd"/>
-            <w:r>
-              <w:rPr>
-                <w:szCs w:val="28"/>
-              </w:rPr>
-              <w:t xml:space="preserve"> После расчёта цены полиса если пользователь авторизован, он сразу попадает на страницу оплаты, если не авторизован, то попадает на страницу регистрации, и уже после регистрации он может сразу оплатить полис. Информация о его автомобиле и </w:t>
+              <w:t xml:space="preserve">Здесь производится расчёт полисов в калькуляторе. После расчёта цены полиса если пользователь авторизован, он сразу попадает на страницу оплаты, если не авторизован, то попадает на страницу регистрации, и уже </w:t>
+            </w:r>
+            <w:r>
+              <w:rPr>
+                <w:szCs w:val="28"/>
+              </w:rPr>
+              <w:lastRenderedPageBreak/>
+              <w:t xml:space="preserve">после регистрации он может сразу оплатить полис. Информация о его автомобиле и </w:t>
             </w:r>
             <w:proofErr w:type="spellStart"/>
             <w:r>
@@ -2696,6 +3071,7 @@
                 <w:b/>
                 <w:szCs w:val="28"/>
               </w:rPr>
+              <w:lastRenderedPageBreak/>
               <w:t>1</w:t>
             </w:r>
             <w:r>
@@ -2741,17 +3117,8 @@
               <w:rPr>
                 <w:szCs w:val="28"/>
               </w:rPr>
-              <w:t xml:space="preserve">Здесь пользователь может заполнить заявление о страховом случае. Удобство </w:t>
-            </w:r>
-            <w:r>
-              <w:rPr>
-                <w:szCs w:val="28"/>
-              </w:rPr>
-              <w:lastRenderedPageBreak/>
-              <w:t>в том, что пользователю не надо заполнять данные о полисе и автомобиле заново. Он один раз оформил полис, один раз добавил машину и все автомобили и связанные с ними пользователи подгружаются в виде удобных карточек.</w:t>
-            </w:r>
-            <w:bookmarkStart w:id="0" w:name="_GoBack"/>
-            <w:bookmarkEnd w:id="0"/>
+              <w:t>Здесь пользователь может заполнить заявление о страховом случае. Удобство в том, что пользователю не надо заполнять данные о полисе и автомобиле заново. Он один раз оформил полис, один раз добавил машину и все автомобили и связанные с ними пользователи подгружаются в виде удобных карточек.</w:t>
+            </w:r>
           </w:p>
         </w:tc>
       </w:tr>
@@ -2773,7 +3140,6 @@
                 <w:b/>
                 <w:szCs w:val="28"/>
               </w:rPr>
-              <w:lastRenderedPageBreak/>
               <w:t>1</w:t>
             </w:r>
             <w:r>
@@ -3100,7 +3466,7 @@
           <w:rPr>
             <w:noProof/>
           </w:rPr>
-          <w:t>5</w:t>
+          <w:t>2</w:t>
         </w:r>
         <w:r>
           <w:fldChar w:fldCharType="end"/>
@@ -3928,6 +4294,286 @@
     </w:lvl>
   </w:abstractNum>
   <w:abstractNum w:abstractNumId="7">
+    <w:nsid w:val="65C21599"/>
+    <w:multiLevelType w:val="hybridMultilevel"/>
+    <w:tmpl w:val="6EA2B928"/>
+    <w:lvl w:ilvl="0" w:tplc="DC78694E">
+      <w:start w:val="1"/>
+      <w:numFmt w:val="bullet"/>
+      <w:lvlText w:val="•"/>
+      <w:lvlJc w:val="left"/>
+      <w:pPr>
+        <w:tabs>
+          <w:tab w:val="num" w:pos="720"/>
+        </w:tabs>
+        <w:ind w:left="720" w:hanging="360"/>
+      </w:pPr>
+      <w:rPr>
+        <w:rFonts w:ascii="Arial" w:hAnsi="Arial" w:hint="default"/>
+      </w:rPr>
+    </w:lvl>
+    <w:lvl w:ilvl="1" w:tplc="4F165472" w:tentative="1">
+      <w:start w:val="1"/>
+      <w:numFmt w:val="bullet"/>
+      <w:lvlText w:val="•"/>
+      <w:lvlJc w:val="left"/>
+      <w:pPr>
+        <w:tabs>
+          <w:tab w:val="num" w:pos="1440"/>
+        </w:tabs>
+        <w:ind w:left="1440" w:hanging="360"/>
+      </w:pPr>
+      <w:rPr>
+        <w:rFonts w:ascii="Arial" w:hAnsi="Arial" w:hint="default"/>
+      </w:rPr>
+    </w:lvl>
+    <w:lvl w:ilvl="2" w:tplc="F6F26C32" w:tentative="1">
+      <w:start w:val="1"/>
+      <w:numFmt w:val="bullet"/>
+      <w:lvlText w:val="•"/>
+      <w:lvlJc w:val="left"/>
+      <w:pPr>
+        <w:tabs>
+          <w:tab w:val="num" w:pos="2160"/>
+        </w:tabs>
+        <w:ind w:left="2160" w:hanging="360"/>
+      </w:pPr>
+      <w:rPr>
+        <w:rFonts w:ascii="Arial" w:hAnsi="Arial" w:hint="default"/>
+      </w:rPr>
+    </w:lvl>
+    <w:lvl w:ilvl="3" w:tplc="37B2FE94" w:tentative="1">
+      <w:start w:val="1"/>
+      <w:numFmt w:val="bullet"/>
+      <w:lvlText w:val="•"/>
+      <w:lvlJc w:val="left"/>
+      <w:pPr>
+        <w:tabs>
+          <w:tab w:val="num" w:pos="2880"/>
+        </w:tabs>
+        <w:ind w:left="2880" w:hanging="360"/>
+      </w:pPr>
+      <w:rPr>
+        <w:rFonts w:ascii="Arial" w:hAnsi="Arial" w:hint="default"/>
+      </w:rPr>
+    </w:lvl>
+    <w:lvl w:ilvl="4" w:tplc="2492684C" w:tentative="1">
+      <w:start w:val="1"/>
+      <w:numFmt w:val="bullet"/>
+      <w:lvlText w:val="•"/>
+      <w:lvlJc w:val="left"/>
+      <w:pPr>
+        <w:tabs>
+          <w:tab w:val="num" w:pos="3600"/>
+        </w:tabs>
+        <w:ind w:left="3600" w:hanging="360"/>
+      </w:pPr>
+      <w:rPr>
+        <w:rFonts w:ascii="Arial" w:hAnsi="Arial" w:hint="default"/>
+      </w:rPr>
+    </w:lvl>
+    <w:lvl w:ilvl="5" w:tplc="AECC7426" w:tentative="1">
+      <w:start w:val="1"/>
+      <w:numFmt w:val="bullet"/>
+      <w:lvlText w:val="•"/>
+      <w:lvlJc w:val="left"/>
+      <w:pPr>
+        <w:tabs>
+          <w:tab w:val="num" w:pos="4320"/>
+        </w:tabs>
+        <w:ind w:left="4320" w:hanging="360"/>
+      </w:pPr>
+      <w:rPr>
+        <w:rFonts w:ascii="Arial" w:hAnsi="Arial" w:hint="default"/>
+      </w:rPr>
+    </w:lvl>
+    <w:lvl w:ilvl="6" w:tplc="53F096CE" w:tentative="1">
+      <w:start w:val="1"/>
+      <w:numFmt w:val="bullet"/>
+      <w:lvlText w:val="•"/>
+      <w:lvlJc w:val="left"/>
+      <w:pPr>
+        <w:tabs>
+          <w:tab w:val="num" w:pos="5040"/>
+        </w:tabs>
+        <w:ind w:left="5040" w:hanging="360"/>
+      </w:pPr>
+      <w:rPr>
+        <w:rFonts w:ascii="Arial" w:hAnsi="Arial" w:hint="default"/>
+      </w:rPr>
+    </w:lvl>
+    <w:lvl w:ilvl="7" w:tplc="0AF851DE" w:tentative="1">
+      <w:start w:val="1"/>
+      <w:numFmt w:val="bullet"/>
+      <w:lvlText w:val="•"/>
+      <w:lvlJc w:val="left"/>
+      <w:pPr>
+        <w:tabs>
+          <w:tab w:val="num" w:pos="5760"/>
+        </w:tabs>
+        <w:ind w:left="5760" w:hanging="360"/>
+      </w:pPr>
+      <w:rPr>
+        <w:rFonts w:ascii="Arial" w:hAnsi="Arial" w:hint="default"/>
+      </w:rPr>
+    </w:lvl>
+    <w:lvl w:ilvl="8" w:tplc="0E60FF0A" w:tentative="1">
+      <w:start w:val="1"/>
+      <w:numFmt w:val="bullet"/>
+      <w:lvlText w:val="•"/>
+      <w:lvlJc w:val="left"/>
+      <w:pPr>
+        <w:tabs>
+          <w:tab w:val="num" w:pos="6480"/>
+        </w:tabs>
+        <w:ind w:left="6480" w:hanging="360"/>
+      </w:pPr>
+      <w:rPr>
+        <w:rFonts w:ascii="Arial" w:hAnsi="Arial" w:hint="default"/>
+      </w:rPr>
+    </w:lvl>
+  </w:abstractNum>
+  <w:abstractNum w:abstractNumId="8">
+    <w:nsid w:val="6AC428F8"/>
+    <w:multiLevelType w:val="hybridMultilevel"/>
+    <w:tmpl w:val="D06AEFBA"/>
+    <w:lvl w:ilvl="0" w:tplc="74183544">
+      <w:start w:val="1"/>
+      <w:numFmt w:val="bullet"/>
+      <w:lvlText w:val="•"/>
+      <w:lvlJc w:val="left"/>
+      <w:pPr>
+        <w:tabs>
+          <w:tab w:val="num" w:pos="720"/>
+        </w:tabs>
+        <w:ind w:left="720" w:hanging="360"/>
+      </w:pPr>
+      <w:rPr>
+        <w:rFonts w:ascii="Arial" w:hAnsi="Arial" w:hint="default"/>
+      </w:rPr>
+    </w:lvl>
+    <w:lvl w:ilvl="1" w:tplc="BB7053E4" w:tentative="1">
+      <w:start w:val="1"/>
+      <w:numFmt w:val="bullet"/>
+      <w:lvlText w:val="•"/>
+      <w:lvlJc w:val="left"/>
+      <w:pPr>
+        <w:tabs>
+          <w:tab w:val="num" w:pos="1440"/>
+        </w:tabs>
+        <w:ind w:left="1440" w:hanging="360"/>
+      </w:pPr>
+      <w:rPr>
+        <w:rFonts w:ascii="Arial" w:hAnsi="Arial" w:hint="default"/>
+      </w:rPr>
+    </w:lvl>
+    <w:lvl w:ilvl="2" w:tplc="E8F25396" w:tentative="1">
+      <w:start w:val="1"/>
+      <w:numFmt w:val="bullet"/>
+      <w:lvlText w:val="•"/>
+      <w:lvlJc w:val="left"/>
+      <w:pPr>
+        <w:tabs>
+          <w:tab w:val="num" w:pos="2160"/>
+        </w:tabs>
+        <w:ind w:left="2160" w:hanging="360"/>
+      </w:pPr>
+      <w:rPr>
+        <w:rFonts w:ascii="Arial" w:hAnsi="Arial" w:hint="default"/>
+      </w:rPr>
+    </w:lvl>
+    <w:lvl w:ilvl="3" w:tplc="2866333E" w:tentative="1">
+      <w:start w:val="1"/>
+      <w:numFmt w:val="bullet"/>
+      <w:lvlText w:val="•"/>
+      <w:lvlJc w:val="left"/>
+      <w:pPr>
+        <w:tabs>
+          <w:tab w:val="num" w:pos="2880"/>
+        </w:tabs>
+        <w:ind w:left="2880" w:hanging="360"/>
+      </w:pPr>
+      <w:rPr>
+        <w:rFonts w:ascii="Arial" w:hAnsi="Arial" w:hint="default"/>
+      </w:rPr>
+    </w:lvl>
+    <w:lvl w:ilvl="4" w:tplc="266EA6AA" w:tentative="1">
+      <w:start w:val="1"/>
+      <w:numFmt w:val="bullet"/>
+      <w:lvlText w:val="•"/>
+      <w:lvlJc w:val="left"/>
+      <w:pPr>
+        <w:tabs>
+          <w:tab w:val="num" w:pos="3600"/>
+        </w:tabs>
+        <w:ind w:left="3600" w:hanging="360"/>
+      </w:pPr>
+      <w:rPr>
+        <w:rFonts w:ascii="Arial" w:hAnsi="Arial" w:hint="default"/>
+      </w:rPr>
+    </w:lvl>
+    <w:lvl w:ilvl="5" w:tplc="7C0C487A" w:tentative="1">
+      <w:start w:val="1"/>
+      <w:numFmt w:val="bullet"/>
+      <w:lvlText w:val="•"/>
+      <w:lvlJc w:val="left"/>
+      <w:pPr>
+        <w:tabs>
+          <w:tab w:val="num" w:pos="4320"/>
+        </w:tabs>
+        <w:ind w:left="4320" w:hanging="360"/>
+      </w:pPr>
+      <w:rPr>
+        <w:rFonts w:ascii="Arial" w:hAnsi="Arial" w:hint="default"/>
+      </w:rPr>
+    </w:lvl>
+    <w:lvl w:ilvl="6" w:tplc="08BA0060" w:tentative="1">
+      <w:start w:val="1"/>
+      <w:numFmt w:val="bullet"/>
+      <w:lvlText w:val="•"/>
+      <w:lvlJc w:val="left"/>
+      <w:pPr>
+        <w:tabs>
+          <w:tab w:val="num" w:pos="5040"/>
+        </w:tabs>
+        <w:ind w:left="5040" w:hanging="360"/>
+      </w:pPr>
+      <w:rPr>
+        <w:rFonts w:ascii="Arial" w:hAnsi="Arial" w:hint="default"/>
+      </w:rPr>
+    </w:lvl>
+    <w:lvl w:ilvl="7" w:tplc="B40CD480" w:tentative="1">
+      <w:start w:val="1"/>
+      <w:numFmt w:val="bullet"/>
+      <w:lvlText w:val="•"/>
+      <w:lvlJc w:val="left"/>
+      <w:pPr>
+        <w:tabs>
+          <w:tab w:val="num" w:pos="5760"/>
+        </w:tabs>
+        <w:ind w:left="5760" w:hanging="360"/>
+      </w:pPr>
+      <w:rPr>
+        <w:rFonts w:ascii="Arial" w:hAnsi="Arial" w:hint="default"/>
+      </w:rPr>
+    </w:lvl>
+    <w:lvl w:ilvl="8" w:tplc="CD6068E6" w:tentative="1">
+      <w:start w:val="1"/>
+      <w:numFmt w:val="bullet"/>
+      <w:lvlText w:val="•"/>
+      <w:lvlJc w:val="left"/>
+      <w:pPr>
+        <w:tabs>
+          <w:tab w:val="num" w:pos="6480"/>
+        </w:tabs>
+        <w:ind w:left="6480" w:hanging="360"/>
+      </w:pPr>
+      <w:rPr>
+        <w:rFonts w:ascii="Arial" w:hAnsi="Arial" w:hint="default"/>
+      </w:rPr>
+    </w:lvl>
+  </w:abstractNum>
+  <w:abstractNum w:abstractNumId="9">
     <w:nsid w:val="6D1E74C0"/>
     <w:multiLevelType w:val="hybridMultilevel"/>
     <w:tmpl w:val="6A72272E"/>
@@ -4040,7 +4686,7 @@
       </w:rPr>
     </w:lvl>
   </w:abstractNum>
-  <w:abstractNum w:abstractNumId="8">
+  <w:abstractNum w:abstractNumId="10">
     <w:nsid w:val="71870667"/>
     <w:multiLevelType w:val="hybridMultilevel"/>
     <w:tmpl w:val="9BE40FD0"/>
@@ -4165,6 +4811,146 @@
       </w:rPr>
     </w:lvl>
     <w:lvl w:ilvl="8" w:tplc="CD4C512C" w:tentative="1">
+      <w:start w:val="1"/>
+      <w:numFmt w:val="bullet"/>
+      <w:lvlText w:val="•"/>
+      <w:lvlJc w:val="left"/>
+      <w:pPr>
+        <w:tabs>
+          <w:tab w:val="num" w:pos="6480"/>
+        </w:tabs>
+        <w:ind w:left="6480" w:hanging="360"/>
+      </w:pPr>
+      <w:rPr>
+        <w:rFonts w:ascii="Arial" w:hAnsi="Arial" w:hint="default"/>
+      </w:rPr>
+    </w:lvl>
+  </w:abstractNum>
+  <w:abstractNum w:abstractNumId="11">
+    <w:nsid w:val="76903740"/>
+    <w:multiLevelType w:val="hybridMultilevel"/>
+    <w:tmpl w:val="C778C4EC"/>
+    <w:lvl w:ilvl="0" w:tplc="4D925564">
+      <w:start w:val="1"/>
+      <w:numFmt w:val="bullet"/>
+      <w:lvlText w:val="•"/>
+      <w:lvlJc w:val="left"/>
+      <w:pPr>
+        <w:tabs>
+          <w:tab w:val="num" w:pos="720"/>
+        </w:tabs>
+        <w:ind w:left="720" w:hanging="360"/>
+      </w:pPr>
+      <w:rPr>
+        <w:rFonts w:ascii="Arial" w:hAnsi="Arial" w:hint="default"/>
+      </w:rPr>
+    </w:lvl>
+    <w:lvl w:ilvl="1" w:tplc="4A727C5A" w:tentative="1">
+      <w:start w:val="1"/>
+      <w:numFmt w:val="bullet"/>
+      <w:lvlText w:val="•"/>
+      <w:lvlJc w:val="left"/>
+      <w:pPr>
+        <w:tabs>
+          <w:tab w:val="num" w:pos="1440"/>
+        </w:tabs>
+        <w:ind w:left="1440" w:hanging="360"/>
+      </w:pPr>
+      <w:rPr>
+        <w:rFonts w:ascii="Arial" w:hAnsi="Arial" w:hint="default"/>
+      </w:rPr>
+    </w:lvl>
+    <w:lvl w:ilvl="2" w:tplc="28B05E40" w:tentative="1">
+      <w:start w:val="1"/>
+      <w:numFmt w:val="bullet"/>
+      <w:lvlText w:val="•"/>
+      <w:lvlJc w:val="left"/>
+      <w:pPr>
+        <w:tabs>
+          <w:tab w:val="num" w:pos="2160"/>
+        </w:tabs>
+        <w:ind w:left="2160" w:hanging="360"/>
+      </w:pPr>
+      <w:rPr>
+        <w:rFonts w:ascii="Arial" w:hAnsi="Arial" w:hint="default"/>
+      </w:rPr>
+    </w:lvl>
+    <w:lvl w:ilvl="3" w:tplc="2F066436" w:tentative="1">
+      <w:start w:val="1"/>
+      <w:numFmt w:val="bullet"/>
+      <w:lvlText w:val="•"/>
+      <w:lvlJc w:val="left"/>
+      <w:pPr>
+        <w:tabs>
+          <w:tab w:val="num" w:pos="2880"/>
+        </w:tabs>
+        <w:ind w:left="2880" w:hanging="360"/>
+      </w:pPr>
+      <w:rPr>
+        <w:rFonts w:ascii="Arial" w:hAnsi="Arial" w:hint="default"/>
+      </w:rPr>
+    </w:lvl>
+    <w:lvl w:ilvl="4" w:tplc="DCC6576E" w:tentative="1">
+      <w:start w:val="1"/>
+      <w:numFmt w:val="bullet"/>
+      <w:lvlText w:val="•"/>
+      <w:lvlJc w:val="left"/>
+      <w:pPr>
+        <w:tabs>
+          <w:tab w:val="num" w:pos="3600"/>
+        </w:tabs>
+        <w:ind w:left="3600" w:hanging="360"/>
+      </w:pPr>
+      <w:rPr>
+        <w:rFonts w:ascii="Arial" w:hAnsi="Arial" w:hint="default"/>
+      </w:rPr>
+    </w:lvl>
+    <w:lvl w:ilvl="5" w:tplc="97BC7546" w:tentative="1">
+      <w:start w:val="1"/>
+      <w:numFmt w:val="bullet"/>
+      <w:lvlText w:val="•"/>
+      <w:lvlJc w:val="left"/>
+      <w:pPr>
+        <w:tabs>
+          <w:tab w:val="num" w:pos="4320"/>
+        </w:tabs>
+        <w:ind w:left="4320" w:hanging="360"/>
+      </w:pPr>
+      <w:rPr>
+        <w:rFonts w:ascii="Arial" w:hAnsi="Arial" w:hint="default"/>
+      </w:rPr>
+    </w:lvl>
+    <w:lvl w:ilvl="6" w:tplc="97B2F296" w:tentative="1">
+      <w:start w:val="1"/>
+      <w:numFmt w:val="bullet"/>
+      <w:lvlText w:val="•"/>
+      <w:lvlJc w:val="left"/>
+      <w:pPr>
+        <w:tabs>
+          <w:tab w:val="num" w:pos="5040"/>
+        </w:tabs>
+        <w:ind w:left="5040" w:hanging="360"/>
+      </w:pPr>
+      <w:rPr>
+        <w:rFonts w:ascii="Arial" w:hAnsi="Arial" w:hint="default"/>
+      </w:rPr>
+    </w:lvl>
+    <w:lvl w:ilvl="7" w:tplc="F034AC52" w:tentative="1">
+      <w:start w:val="1"/>
+      <w:numFmt w:val="bullet"/>
+      <w:lvlText w:val="•"/>
+      <w:lvlJc w:val="left"/>
+      <w:pPr>
+        <w:tabs>
+          <w:tab w:val="num" w:pos="5760"/>
+        </w:tabs>
+        <w:ind w:left="5760" w:hanging="360"/>
+      </w:pPr>
+      <w:rPr>
+        <w:rFonts w:ascii="Arial" w:hAnsi="Arial" w:hint="default"/>
+      </w:rPr>
+    </w:lvl>
+    <w:lvl w:ilvl="8" w:tplc="3F90D5F8" w:tentative="1">
       <w:start w:val="1"/>
       <w:numFmt w:val="bullet"/>
       <w:lvlText w:val="•"/>
@@ -4184,10 +4970,10 @@
     <w:abstractNumId w:val="6"/>
   </w:num>
   <w:num w:numId="2">
-    <w:abstractNumId w:val="8"/>
+    <w:abstractNumId w:val="10"/>
   </w:num>
   <w:num w:numId="3">
-    <w:abstractNumId w:val="7"/>
+    <w:abstractNumId w:val="9"/>
   </w:num>
   <w:num w:numId="4">
     <w:abstractNumId w:val="4"/>
@@ -4206,6 +4992,15 @@
   </w:num>
   <w:num w:numId="9">
     <w:abstractNumId w:val="3"/>
+  </w:num>
+  <w:num w:numId="10">
+    <w:abstractNumId w:val="8"/>
+  </w:num>
+  <w:num w:numId="11">
+    <w:abstractNumId w:val="7"/>
+  </w:num>
+  <w:num w:numId="12">
+    <w:abstractNumId w:val="11"/>
   </w:num>
   <w:numIdMacAtCleanup w:val="9"/>
 </w:numbering>
@@ -4277,7 +5072,7 @@
     <w:lsdException w:name="Medium Shading 2 Accent 1" w:semiHidden="0" w:uiPriority="64" w:unhideWhenUsed="0"/>
     <w:lsdException w:name="Medium List 1 Accent 1" w:semiHidden="0" w:uiPriority="65" w:unhideWhenUsed="0"/>
     <w:lsdException w:name="Revision" w:uiPriority="99" w:unhideWhenUsed="0"/>
-    <w:lsdException w:name="List Paragraph" w:semiHidden="0" w:unhideWhenUsed="0" w:qFormat="1"/>
+    <w:lsdException w:name="List Paragraph" w:semiHidden="0" w:uiPriority="34" w:unhideWhenUsed="0" w:qFormat="1"/>
     <w:lsdException w:name="Quote" w:semiHidden="0" w:uiPriority="29" w:unhideWhenUsed="0" w:qFormat="1"/>
     <w:lsdException w:name="Intense Quote" w:semiHidden="0" w:uiPriority="30" w:unhideWhenUsed="0" w:qFormat="1"/>
     <w:lsdException w:name="Medium List 2 Accent 1" w:semiHidden="0" w:uiPriority="66" w:unhideWhenUsed="0"/>
@@ -4443,7 +5238,6 @@
   <w:style w:type="character" w:default="1" w:styleId="a1">
     <w:name w:val="Default Paragraph Font"/>
     <w:uiPriority w:val="1"/>
-    <w:semiHidden/>
     <w:unhideWhenUsed/>
   </w:style>
   <w:style w:type="table" w:default="1" w:styleId="a2">
@@ -4545,6 +5339,7 @@
     <w:name w:val="List Paragraph"/>
     <w:basedOn w:val="a0"/>
     <w:link w:val="a7"/>
+    <w:uiPriority w:val="34"/>
     <w:qFormat/>
     <w:rsid w:val="00002783"/>
     <w:pPr>
@@ -5211,7 +6006,7 @@
     <w:lsdException w:name="Medium Shading 2 Accent 1" w:semiHidden="0" w:uiPriority="64" w:unhideWhenUsed="0"/>
     <w:lsdException w:name="Medium List 1 Accent 1" w:semiHidden="0" w:uiPriority="65" w:unhideWhenUsed="0"/>
     <w:lsdException w:name="Revision" w:uiPriority="99" w:unhideWhenUsed="0"/>
-    <w:lsdException w:name="List Paragraph" w:semiHidden="0" w:unhideWhenUsed="0" w:qFormat="1"/>
+    <w:lsdException w:name="List Paragraph" w:semiHidden="0" w:uiPriority="34" w:unhideWhenUsed="0" w:qFormat="1"/>
     <w:lsdException w:name="Quote" w:semiHidden="0" w:uiPriority="29" w:unhideWhenUsed="0" w:qFormat="1"/>
     <w:lsdException w:name="Intense Quote" w:semiHidden="0" w:uiPriority="30" w:unhideWhenUsed="0" w:qFormat="1"/>
     <w:lsdException w:name="Medium List 2 Accent 1" w:semiHidden="0" w:uiPriority="66" w:unhideWhenUsed="0"/>
@@ -5377,7 +6172,6 @@
   <w:style w:type="character" w:default="1" w:styleId="a1">
     <w:name w:val="Default Paragraph Font"/>
     <w:uiPriority w:val="1"/>
-    <w:semiHidden/>
     <w:unhideWhenUsed/>
   </w:style>
   <w:style w:type="table" w:default="1" w:styleId="a2">
@@ -5479,6 +6273,7 @@
     <w:name w:val="List Paragraph"/>
     <w:basedOn w:val="a0"/>
     <w:link w:val="a7"/>
+    <w:uiPriority w:val="34"/>
     <w:qFormat/>
     <w:rsid w:val="00002783"/>
     <w:pPr>
@@ -6334,7 +7129,7 @@
   <a:extraClrSchemeLst/>
   <a:extLst>
     <a:ext uri="{05A4C25C-085E-4340-85A3-A5531E510DB2}">
-      <thm15:themeFamily xmlns:thm15="http://schemas.microsoft.com/office/thememl/2012/main" xmlns="" name="Office Theme" id="{62F939B6-93AF-4DB8-9C6B-D6C7DFDC589F}" vid="{4A3C46E8-61CC-4603-A589-7422A47A8E4A}"/>
+      <thm15:themeFamily xmlns="" xmlns:thm15="http://schemas.microsoft.com/office/thememl/2012/main" name="Office Theme" id="{62F939B6-93AF-4DB8-9C6B-D6C7DFDC589F}" vid="{4A3C46E8-61CC-4603-A589-7422A47A8E4A}"/>
     </a:ext>
   </a:extLst>
 </a:theme>
@@ -6345,7 +7140,7 @@
 </file>
 
 <file path=customXml/itemProps1.xml><?xml version="1.0" encoding="utf-8"?>
-<ds:datastoreItem xmlns:ds="http://schemas.openxmlformats.org/officeDocument/2006/customXml" ds:itemID="{1754BF50-3576-48C0-87D7-C80B840D2951}">
+<ds:datastoreItem xmlns:ds="http://schemas.openxmlformats.org/officeDocument/2006/customXml" ds:itemID="{6336F0DA-C65D-4634-B59B-366F3259CFC1}">
   <ds:schemaRefs>
     <ds:schemaRef ds:uri="http://schemas.openxmlformats.org/officeDocument/2006/bibliography"/>
   </ds:schemaRefs>

--- a/docs/Доклад.docx
+++ b/docs/Доклад.docx
@@ -162,7 +162,21 @@
                 <w:rFonts w:eastAsia="Calibri"/>
                 <w:szCs w:val="28"/>
               </w:rPr>
-              <w:t>Рынок онлайн-страхования активно растёт, но остаётся фрагментированным.</w:t>
+              <w:t>Рынок онлайн-страхования активно растёт</w:t>
+            </w:r>
+            <w:r>
+              <w:rPr>
+                <w:rFonts w:eastAsia="Calibri"/>
+                <w:szCs w:val="28"/>
+              </w:rPr>
+              <w:t>, спрос на это есть</w:t>
+            </w:r>
+            <w:r>
+              <w:rPr>
+                <w:rFonts w:eastAsia="Calibri"/>
+                <w:szCs w:val="28"/>
+              </w:rPr>
+              <w:t>.</w:t>
             </w:r>
           </w:p>
           <w:p>
@@ -178,7 +192,14 @@
                 <w:rFonts w:eastAsia="Calibri"/>
                 <w:szCs w:val="28"/>
               </w:rPr>
-              <w:t>Пользователи сталкиваются с двумя крайностями:</w:t>
+              <w:t>Но п</w:t>
+            </w:r>
+            <w:r>
+              <w:rPr>
+                <w:rFonts w:eastAsia="Calibri"/>
+                <w:szCs w:val="28"/>
+              </w:rPr>
+              <w:t>ользователи сталкиваются с двумя крайностями:</w:t>
             </w:r>
           </w:p>
           <w:p>
@@ -198,7 +219,37 @@
                 <w:rFonts w:eastAsia="Calibri"/>
                 <w:szCs w:val="28"/>
               </w:rPr>
-              <w:t>Сайты крупных страховых компаний → сложная навигация, перегруженный интерфейс.</w:t>
+              <w:t>Са</w:t>
+            </w:r>
+            <w:r>
+              <w:rPr>
+                <w:rFonts w:eastAsia="Calibri"/>
+                <w:szCs w:val="28"/>
+              </w:rPr>
+              <w:t xml:space="preserve">йты крупных страховых компаний, где много всего, у которых сложная навигация и </w:t>
+            </w:r>
+            <w:proofErr w:type="spellStart"/>
+            <w:r>
+              <w:rPr>
+                <w:rFonts w:eastAsia="Calibri"/>
+                <w:szCs w:val="28"/>
+              </w:rPr>
+              <w:t>перегруженый</w:t>
+            </w:r>
+            <w:proofErr w:type="spellEnd"/>
+            <w:r>
+              <w:rPr>
+                <w:rFonts w:eastAsia="Calibri"/>
+                <w:szCs w:val="28"/>
+              </w:rPr>
+              <w:t xml:space="preserve"> </w:t>
+            </w:r>
+            <w:r>
+              <w:rPr>
+                <w:rFonts w:eastAsia="Calibri"/>
+                <w:szCs w:val="28"/>
+              </w:rPr>
+              <w:t>интерфейс.</w:t>
             </w:r>
           </w:p>
           <w:p>
@@ -234,7 +285,14 @@
                 <w:rFonts w:eastAsia="Calibri"/>
                 <w:szCs w:val="28"/>
               </w:rPr>
-              <w:t xml:space="preserve"> → нет полного цикла оформления полиса.</w:t>
+              <w:t xml:space="preserve">, которые помогают сравнивать </w:t>
+            </w:r>
+            <w:r>
+              <w:rPr>
+                <w:rFonts w:eastAsia="Calibri"/>
+                <w:szCs w:val="28"/>
+              </w:rPr>
+              <w:t xml:space="preserve"> нет полного цикла оформления полиса.</w:t>
             </w:r>
           </w:p>
           <w:p>
@@ -250,7 +308,42 @@
                 <w:rFonts w:eastAsia="Calibri"/>
                 <w:szCs w:val="28"/>
               </w:rPr>
-              <w:t>Потребность:</w:t>
+              <w:t>Отсюда исходит потребность в понятном и удобном</w:t>
+            </w:r>
+            <w:r>
+              <w:rPr>
+                <w:rFonts w:eastAsia="Calibri"/>
+                <w:szCs w:val="28"/>
+              </w:rPr>
+              <w:t xml:space="preserve"> сервис</w:t>
+            </w:r>
+            <w:r>
+              <w:rPr>
+                <w:rFonts w:eastAsia="Calibri"/>
+                <w:szCs w:val="28"/>
+              </w:rPr>
+              <w:t>е</w:t>
+            </w:r>
+            <w:r>
+              <w:rPr>
+                <w:rFonts w:eastAsia="Calibri"/>
+                <w:szCs w:val="28"/>
+              </w:rPr>
+              <w:t xml:space="preserve">, </w:t>
+            </w:r>
+            <w:r>
+              <w:rPr>
+                <w:rFonts w:eastAsia="Calibri"/>
+                <w:szCs w:val="28"/>
+              </w:rPr>
+              <w:t>который реализует полный цикл оформления полиса</w:t>
+            </w:r>
+            <w:r>
+              <w:rPr>
+                <w:rFonts w:eastAsia="Calibri"/>
+                <w:szCs w:val="28"/>
+              </w:rPr>
+              <w:t>.</w:t>
             </w:r>
           </w:p>
           <w:p>
@@ -266,111 +359,28 @@
                 <w:rFonts w:eastAsia="Calibri"/>
                 <w:szCs w:val="28"/>
               </w:rPr>
-              <w:tab/>
-            </w:r>
-            <w:r>
-              <w:rPr>
-                <w:rFonts w:eastAsia="Calibri"/>
-                <w:szCs w:val="28"/>
-              </w:rPr>
-              <w:tab/>
-              <w:t>Простой, удобный сервис, где можно быстро рассчитать стоимость и сразу оформить полис без посещения офиса и перехода на другие сайты.</w:t>
-            </w:r>
-          </w:p>
-          <w:p>
-            <w:pPr>
-              <w:ind w:firstLine="0"/>
-              <w:rPr>
-                <w:rFonts w:eastAsia="Calibri"/>
-                <w:szCs w:val="28"/>
-              </w:rPr>
-            </w:pPr>
-            <w:r>
-              <w:rPr>
-                <w:rFonts w:eastAsia="Calibri"/>
-                <w:szCs w:val="28"/>
-              </w:rPr>
-              <w:t>Разработанный сайт закрывает эту потребность:</w:t>
-            </w:r>
-          </w:p>
-          <w:p>
-            <w:pPr>
-              <w:pStyle w:val="a6"/>
-              <w:numPr>
-                <w:ilvl w:val="0"/>
-                <w:numId w:val="3"/>
-              </w:numPr>
-              <w:rPr>
-                <w:rFonts w:eastAsia="Calibri"/>
-                <w:szCs w:val="28"/>
-              </w:rPr>
-            </w:pPr>
-            <w:r>
-              <w:rPr>
-                <w:rFonts w:eastAsia="Calibri"/>
-                <w:szCs w:val="28"/>
-              </w:rPr>
-              <w:t>Расчёт стоимости полиса без регистрации</w:t>
-            </w:r>
-          </w:p>
-          <w:p>
-            <w:pPr>
-              <w:pStyle w:val="a6"/>
-              <w:numPr>
-                <w:ilvl w:val="0"/>
-                <w:numId w:val="3"/>
-              </w:numPr>
-              <w:rPr>
-                <w:rFonts w:eastAsia="Calibri"/>
-                <w:szCs w:val="28"/>
-              </w:rPr>
-            </w:pPr>
-            <w:r>
-              <w:rPr>
-                <w:rFonts w:eastAsia="Calibri"/>
-                <w:szCs w:val="28"/>
-              </w:rPr>
-              <w:t>Личный кабинет с историей полисов</w:t>
-            </w:r>
-          </w:p>
-          <w:p>
-            <w:pPr>
-              <w:pStyle w:val="a6"/>
-              <w:numPr>
-                <w:ilvl w:val="0"/>
-                <w:numId w:val="3"/>
-              </w:numPr>
-              <w:rPr>
-                <w:rFonts w:eastAsia="Calibri"/>
-                <w:szCs w:val="28"/>
-              </w:rPr>
-            </w:pPr>
-            <w:r>
-              <w:rPr>
-                <w:rFonts w:eastAsia="Calibri"/>
-                <w:szCs w:val="28"/>
-              </w:rPr>
-              <w:t>Полный цикл: расчёт → оформление → оплата → получение полиса</w:t>
-            </w:r>
-          </w:p>
-          <w:p>
-            <w:pPr>
-              <w:pStyle w:val="a6"/>
-              <w:numPr>
-                <w:ilvl w:val="0"/>
-                <w:numId w:val="3"/>
-              </w:numPr>
-              <w:rPr>
-                <w:rFonts w:eastAsia="Calibri"/>
-                <w:szCs w:val="28"/>
-              </w:rPr>
-            </w:pPr>
-            <w:r>
-              <w:rPr>
-                <w:rFonts w:eastAsia="Calibri"/>
-                <w:szCs w:val="28"/>
-              </w:rPr>
-              <w:t>Понятный интерфейс</w:t>
+              <w:t>Разработанный сайт закрывает эту потребность</w:t>
+            </w:r>
+            <w:r>
+              <w:rPr>
+                <w:rFonts w:eastAsia="Calibri"/>
+                <w:szCs w:val="28"/>
+              </w:rPr>
+              <w:t>, так как имеет р</w:t>
+            </w:r>
+            <w:r>
+              <w:rPr>
+                <w:rFonts w:eastAsia="Calibri"/>
+                <w:szCs w:val="28"/>
+              </w:rPr>
+              <w:t>асчёт стоимости полиса без регистрации</w:t>
+            </w:r>
+            <w:r>
+              <w:rPr>
+                <w:rFonts w:eastAsia="Calibri"/>
+                <w:szCs w:val="28"/>
+              </w:rPr>
+              <w:t xml:space="preserve"> и полный цикл оформления в понятном интерфейсе.  </w:t>
             </w:r>
           </w:p>
         </w:tc>
@@ -489,6 +499,31 @@
                 <w:rFonts w:eastAsia="Calibri"/>
                 <w:szCs w:val="28"/>
               </w:rPr>
+              <w:t>Для анализа я просмотрел аналогичные решения, которые есть на рынке.</w:t>
+            </w:r>
+          </w:p>
+          <w:p>
+            <w:pPr>
+              <w:ind w:firstLine="0"/>
+              <w:rPr>
+                <w:rFonts w:eastAsia="Calibri"/>
+                <w:szCs w:val="28"/>
+              </w:rPr>
+            </w:pPr>
+          </w:p>
+          <w:p>
+            <w:pPr>
+              <w:ind w:firstLine="0"/>
+              <w:rPr>
+                <w:rFonts w:eastAsia="Calibri"/>
+                <w:szCs w:val="28"/>
+              </w:rPr>
+            </w:pPr>
+            <w:r>
+              <w:rPr>
+                <w:rFonts w:eastAsia="Calibri"/>
+                <w:szCs w:val="28"/>
+              </w:rPr>
               <w:t xml:space="preserve">У </w:t>
             </w:r>
             <w:r>
@@ -505,8 +540,6 @@
               </w:rPr>
               <w:t>а</w:t>
             </w:r>
-            <w:bookmarkStart w:id="0" w:name="_GoBack"/>
-            <w:bookmarkEnd w:id="0"/>
             <w:r>
               <w:rPr>
                 <w:rFonts w:eastAsia="Calibri"/>
@@ -558,6 +591,15 @@
               </w:rPr>
               <w:t>нтерфейс перегружен рекламой и дополнительными услугами.</w:t>
             </w:r>
+          </w:p>
+          <w:p>
+            <w:pPr>
+              <w:ind w:firstLine="0"/>
+              <w:rPr>
+                <w:rFonts w:eastAsia="Calibri"/>
+                <w:szCs w:val="28"/>
+              </w:rPr>
+            </w:pPr>
           </w:p>
           <w:p>
             <w:pPr>
@@ -924,6 +966,66 @@
               </w:rPr>
               <w:t>.</w:t>
             </w:r>
+            <w:r>
+              <w:rPr>
+                <w:rFonts w:eastAsia="Calibri"/>
+                <w:szCs w:val="28"/>
+              </w:rPr>
+              <w:t xml:space="preserve"> </w:t>
+            </w:r>
+          </w:p>
+          <w:p>
+            <w:pPr>
+              <w:ind w:firstLine="0"/>
+              <w:rPr>
+                <w:rFonts w:eastAsia="Calibri"/>
+                <w:szCs w:val="28"/>
+              </w:rPr>
+            </w:pPr>
+            <w:r>
+              <w:rPr>
+                <w:rFonts w:eastAsia="Calibri"/>
+                <w:szCs w:val="28"/>
+              </w:rPr>
+              <w:t xml:space="preserve">А также виден путь пользователя. </w:t>
+            </w:r>
+            <w:proofErr w:type="gramStart"/>
+            <w:r>
+              <w:rPr>
+                <w:rFonts w:eastAsia="Calibri"/>
+                <w:szCs w:val="28"/>
+              </w:rPr>
+              <w:t>Исходя из анализа существующих решений был</w:t>
+            </w:r>
+            <w:proofErr w:type="gramEnd"/>
+            <w:r>
+              <w:rPr>
+                <w:rFonts w:eastAsia="Calibri"/>
+                <w:szCs w:val="28"/>
+              </w:rPr>
+              <w:t xml:space="preserve"> сделан вывод, что нужно дать</w:t>
+            </w:r>
+            <w:r>
+              <w:rPr>
+                <w:rFonts w:eastAsia="Calibri"/>
+                <w:szCs w:val="28"/>
+              </w:rPr>
+              <w:t xml:space="preserve"> </w:t>
+            </w:r>
+            <w:r>
+              <w:rPr>
+                <w:rFonts w:eastAsia="Calibri"/>
+                <w:szCs w:val="28"/>
+              </w:rPr>
+              <w:t xml:space="preserve">пользователю возможность расчёта полиса без регистрации, а также </w:t>
+            </w:r>
+            <w:r>
+              <w:rPr>
+                <w:rFonts w:eastAsia="Calibri"/>
+                <w:szCs w:val="28"/>
+              </w:rPr>
+              <w:t xml:space="preserve">сохранять его данные, чтобы после регистрации ему не надо было вводить всё снова. Нужно обеспечить максимально быстрый и удобный цикл оформления. </w:t>
+            </w:r>
           </w:p>
         </w:tc>
       </w:tr>
@@ -972,7 +1074,7 @@
                 <w:b/>
                 <w:szCs w:val="28"/>
               </w:rPr>
-              <w:t>0</w:t>
+              <w:t>1</w:t>
             </w:r>
             <w:proofErr w:type="gramEnd"/>
             <w:r>
@@ -1004,14 +1106,183 @@
                 <w:rFonts w:eastAsia="Calibri"/>
                 <w:szCs w:val="28"/>
               </w:rPr>
-              <w:t>На контекстной диаграмме</w:t>
-            </w:r>
-            <w:r>
-              <w:rPr>
-                <w:rFonts w:eastAsia="Calibri"/>
-                <w:szCs w:val="28"/>
-              </w:rPr>
-              <w:t xml:space="preserve"> основным бизнес-процессом является «Обеспечение онлайн-продажи и оформления страховых полисов ОСАГО/КАСКО».</w:t>
+              <w:t xml:space="preserve">На </w:t>
+            </w:r>
+            <w:proofErr w:type="spellStart"/>
+            <w:r>
+              <w:rPr>
+                <w:rFonts w:eastAsia="Calibri"/>
+                <w:szCs w:val="28"/>
+              </w:rPr>
+              <w:t>дагнной</w:t>
+            </w:r>
+            <w:proofErr w:type="spellEnd"/>
+            <w:r>
+              <w:rPr>
+                <w:rFonts w:eastAsia="Calibri"/>
+                <w:szCs w:val="28"/>
+              </w:rPr>
+              <w:t xml:space="preserve"> контекстной диаграмме разбирается бизнес процесс </w:t>
+            </w:r>
+            <w:r>
+              <w:rPr>
+                <w:rStyle w:val="aff1"/>
+                <w:rFonts w:eastAsia="Calibri"/>
+                <w:b w:val="0"/>
+                <w:szCs w:val="28"/>
+              </w:rPr>
+              <w:t>«Обеспечение онлайн</w:t>
+            </w:r>
+            <w:r>
+              <w:rPr>
+                <w:rStyle w:val="aff1"/>
+                <w:rFonts w:eastAsia="Calibri"/>
+                <w:b w:val="0"/>
+                <w:szCs w:val="28"/>
+              </w:rPr>
+              <w:t>-</w:t>
+            </w:r>
+            <w:r>
+              <w:rPr>
+                <w:rStyle w:val="aff1"/>
+                <w:rFonts w:eastAsia="Calibri"/>
+                <w:b w:val="0"/>
+                <w:szCs w:val="28"/>
+              </w:rPr>
+              <w:t>продажи и оформления страховых полисов ОСАГО/КАСКО»</w:t>
+            </w:r>
+            <w:r>
+              <w:rPr>
+                <w:rStyle w:val="aff1"/>
+                <w:rFonts w:eastAsia="Calibri"/>
+                <w:b w:val="0"/>
+                <w:szCs w:val="28"/>
+              </w:rPr>
+              <w:t>, он</w:t>
+            </w:r>
+            <w:r>
+              <w:rPr>
+                <w:rFonts w:eastAsia="Calibri"/>
+                <w:szCs w:val="28"/>
+              </w:rPr>
+              <w:t xml:space="preserve"> декомпозируется на пять дочерних процессов:</w:t>
+            </w:r>
+          </w:p>
+          <w:p>
+            <w:pPr>
+              <w:pStyle w:val="a6"/>
+              <w:numPr>
+                <w:ilvl w:val="0"/>
+                <w:numId w:val="6"/>
+              </w:numPr>
+              <w:rPr>
+                <w:rStyle w:val="aff1"/>
+                <w:rFonts w:eastAsia="Calibri"/>
+                <w:b w:val="0"/>
+                <w:szCs w:val="28"/>
+                <w:lang w:val="en-US"/>
+              </w:rPr>
+            </w:pPr>
+            <w:r>
+              <w:rPr>
+                <w:rStyle w:val="aff1"/>
+                <w:rFonts w:eastAsia="Calibri"/>
+                <w:b w:val="0"/>
+                <w:szCs w:val="28"/>
+              </w:rPr>
+              <w:t>Обработка заявки на оформление</w:t>
+            </w:r>
+          </w:p>
+          <w:p>
+            <w:pPr>
+              <w:pStyle w:val="a6"/>
+              <w:numPr>
+                <w:ilvl w:val="0"/>
+                <w:numId w:val="6"/>
+              </w:numPr>
+              <w:rPr>
+                <w:szCs w:val="28"/>
+              </w:rPr>
+            </w:pPr>
+            <w:r>
+              <w:rPr>
+                <w:rStyle w:val="aff1"/>
+                <w:rFonts w:eastAsia="Calibri"/>
+                <w:b w:val="0"/>
+                <w:szCs w:val="28"/>
+              </w:rPr>
+              <w:t>Проверка данных и расчёт стоимости</w:t>
+            </w:r>
+          </w:p>
+          <w:p>
+            <w:pPr>
+              <w:pStyle w:val="a6"/>
+              <w:numPr>
+                <w:ilvl w:val="0"/>
+                <w:numId w:val="6"/>
+              </w:numPr>
+              <w:rPr>
+                <w:rStyle w:val="aff1"/>
+                <w:rFonts w:eastAsia="Calibri"/>
+                <w:b w:val="0"/>
+                <w:szCs w:val="28"/>
+                <w:lang w:val="en-US"/>
+              </w:rPr>
+            </w:pPr>
+            <w:r>
+              <w:rPr>
+                <w:rStyle w:val="aff1"/>
+                <w:rFonts w:eastAsia="Calibri"/>
+                <w:b w:val="0"/>
+                <w:szCs w:val="28"/>
+              </w:rPr>
+              <w:t>Оформление, оплата и выдача полиса</w:t>
+            </w:r>
+          </w:p>
+          <w:p>
+            <w:pPr>
+              <w:pStyle w:val="a6"/>
+              <w:numPr>
+                <w:ilvl w:val="0"/>
+                <w:numId w:val="6"/>
+              </w:numPr>
+              <w:rPr>
+                <w:rStyle w:val="aff1"/>
+                <w:rFonts w:eastAsia="Calibri"/>
+                <w:b w:val="0"/>
+                <w:szCs w:val="28"/>
+                <w:lang w:val="en-US"/>
+              </w:rPr>
+            </w:pPr>
+            <w:r>
+              <w:rPr>
+                <w:rStyle w:val="aff1"/>
+                <w:rFonts w:eastAsia="Calibri"/>
+                <w:b w:val="0"/>
+                <w:szCs w:val="28"/>
+              </w:rPr>
+              <w:t>Обработка страхового случая</w:t>
+            </w:r>
+          </w:p>
+          <w:p>
+            <w:pPr>
+              <w:pStyle w:val="a6"/>
+              <w:numPr>
+                <w:ilvl w:val="0"/>
+                <w:numId w:val="6"/>
+              </w:numPr>
+              <w:rPr>
+                <w:rFonts w:eastAsia="Calibri"/>
+                <w:szCs w:val="28"/>
+              </w:rPr>
+            </w:pPr>
+            <w:r>
+              <w:rPr>
+                <w:rFonts w:eastAsia="Calibri"/>
+                <w:szCs w:val="28"/>
+              </w:rPr>
+              <w:lastRenderedPageBreak/>
+              <w:t>Формирование отчётности</w:t>
             </w:r>
           </w:p>
         </w:tc>
@@ -1036,6 +1307,7 @@
                 <w:b/>
                 <w:szCs w:val="28"/>
               </w:rPr>
+              <w:lastRenderedPageBreak/>
               <w:t>9</w:t>
             </w:r>
             <w:r>
@@ -1061,7 +1333,7 @@
                 <w:b/>
                 <w:szCs w:val="28"/>
               </w:rPr>
-              <w:t>1</w:t>
+              <w:t>2</w:t>
             </w:r>
             <w:proofErr w:type="gramEnd"/>
             <w:r>
@@ -1084,16 +1356,67 @@
             <w:pPr>
               <w:ind w:firstLine="0"/>
               <w:rPr>
-                <w:rFonts w:eastAsia="Calibri"/>
-                <w:szCs w:val="28"/>
-              </w:rPr>
-            </w:pPr>
-            <w:r>
-              <w:rPr>
-                <w:rFonts w:eastAsia="Calibri"/>
-                <w:szCs w:val="28"/>
-              </w:rPr>
-              <w:t>Контекстная диаграмма декомпозируется на пять дочерних процессов:</w:t>
+                <w:rStyle w:val="aff1"/>
+                <w:rFonts w:eastAsia="Calibri"/>
+                <w:b w:val="0"/>
+                <w:szCs w:val="28"/>
+              </w:rPr>
+            </w:pPr>
+            <w:r>
+              <w:rPr>
+                <w:rStyle w:val="aff1"/>
+                <w:rFonts w:eastAsia="Calibri"/>
+                <w:b w:val="0"/>
+                <w:szCs w:val="28"/>
+              </w:rPr>
+              <w:t>Также был более подробно разобран п</w:t>
+            </w:r>
+            <w:r>
+              <w:rPr>
+                <w:rStyle w:val="aff1"/>
+                <w:rFonts w:eastAsia="Calibri"/>
+                <w:b w:val="0"/>
+                <w:szCs w:val="28"/>
+              </w:rPr>
+              <w:t>роцесс A1.4 «Обработка страхового случая»</w:t>
+            </w:r>
+            <w:proofErr w:type="gramStart"/>
+            <w:r>
+              <w:rPr>
+                <w:rStyle w:val="aff1"/>
+                <w:rFonts w:eastAsia="Calibri"/>
+                <w:b w:val="0"/>
+                <w:szCs w:val="28"/>
+              </w:rPr>
+              <w:t>.</w:t>
+            </w:r>
+            <w:proofErr w:type="gramEnd"/>
+            <w:r>
+              <w:rPr>
+                <w:rStyle w:val="aff1"/>
+                <w:rFonts w:eastAsia="Calibri"/>
+                <w:b w:val="0"/>
+                <w:szCs w:val="28"/>
+              </w:rPr>
+              <w:t xml:space="preserve"> Он</w:t>
+            </w:r>
+            <w:r>
+              <w:rPr>
+                <w:rStyle w:val="aff1"/>
+                <w:rFonts w:eastAsia="Calibri"/>
+                <w:b w:val="0"/>
+                <w:szCs w:val="28"/>
+              </w:rPr>
+              <w:t xml:space="preserve"> декомпозируется на четыре дочерних процесса</w:t>
+            </w:r>
+            <w:r>
+              <w:rPr>
+                <w:rStyle w:val="aff1"/>
+                <w:rFonts w:eastAsia="Calibri"/>
+                <w:b w:val="0"/>
+                <w:szCs w:val="28"/>
+              </w:rPr>
+              <w:t>:</w:t>
             </w:r>
           </w:p>
           <w:p>
@@ -1101,14 +1424,13 @@
               <w:pStyle w:val="a6"/>
               <w:numPr>
                 <w:ilvl w:val="0"/>
-                <w:numId w:val="6"/>
+                <w:numId w:val="7"/>
               </w:numPr>
               <w:rPr>
                 <w:rStyle w:val="aff1"/>
                 <w:rFonts w:eastAsia="Calibri"/>
                 <w:b w:val="0"/>
                 <w:szCs w:val="28"/>
-                <w:lang w:val="en-US"/>
               </w:rPr>
             </w:pPr>
             <w:r>
@@ -1118,7 +1440,7 @@
                 <w:b w:val="0"/>
                 <w:szCs w:val="28"/>
               </w:rPr>
-              <w:t>Обработка заявки на оформление</w:t>
+              <w:t>Приём и регистрация заявления</w:t>
             </w:r>
           </w:p>
           <w:p>
@@ -1126,20 +1448,23 @@
               <w:pStyle w:val="a6"/>
               <w:numPr>
                 <w:ilvl w:val="0"/>
-                <w:numId w:val="6"/>
+                <w:numId w:val="7"/>
               </w:numPr>
               <w:rPr>
-                <w:szCs w:val="28"/>
-              </w:rPr>
-            </w:pPr>
-            <w:r>
-              <w:rPr>
                 <w:rStyle w:val="aff1"/>
                 <w:rFonts w:eastAsia="Calibri"/>
                 <w:b w:val="0"/>
                 <w:szCs w:val="28"/>
               </w:rPr>
-              <w:t>Проверка данных и расчёт стоимости</w:t>
+            </w:pPr>
+            <w:r>
+              <w:rPr>
+                <w:rStyle w:val="aff1"/>
+                <w:rFonts w:eastAsia="Calibri"/>
+                <w:b w:val="0"/>
+                <w:szCs w:val="28"/>
+              </w:rPr>
+              <w:t>Сбор документов и оценка</w:t>
             </w:r>
           </w:p>
           <w:p>
@@ -1147,14 +1472,13 @@
               <w:pStyle w:val="a6"/>
               <w:numPr>
                 <w:ilvl w:val="0"/>
-                <w:numId w:val="6"/>
+                <w:numId w:val="7"/>
               </w:numPr>
               <w:rPr>
                 <w:rStyle w:val="aff1"/>
                 <w:rFonts w:eastAsia="Calibri"/>
                 <w:b w:val="0"/>
                 <w:szCs w:val="28"/>
-                <w:lang w:val="en-US"/>
               </w:rPr>
             </w:pPr>
             <w:r>
@@ -1164,7 +1488,7 @@
                 <w:b w:val="0"/>
                 <w:szCs w:val="28"/>
               </w:rPr>
-              <w:t>Оформление, оплата и выдача полиса</w:t>
+              <w:t>Принятие решения о выплате</w:t>
             </w:r>
           </w:p>
           <w:p>
@@ -1172,44 +1496,21 @@
               <w:pStyle w:val="a6"/>
               <w:numPr>
                 <w:ilvl w:val="0"/>
-                <w:numId w:val="6"/>
+                <w:numId w:val="7"/>
               </w:numPr>
               <w:rPr>
+                <w:rFonts w:eastAsia="Calibri"/>
+                <w:szCs w:val="28"/>
+              </w:rPr>
+            </w:pPr>
+            <w:r>
+              <w:rPr>
                 <w:rStyle w:val="aff1"/>
                 <w:rFonts w:eastAsia="Calibri"/>
                 <w:b w:val="0"/>
                 <w:szCs w:val="28"/>
-                <w:lang w:val="en-US"/>
-              </w:rPr>
-            </w:pPr>
-            <w:r>
-              <w:rPr>
-                <w:rStyle w:val="aff1"/>
-                <w:rFonts w:eastAsia="Calibri"/>
-                <w:b w:val="0"/>
-                <w:szCs w:val="28"/>
-              </w:rPr>
-              <w:t>Обработка страхового случая</w:t>
-            </w:r>
-          </w:p>
-          <w:p>
-            <w:pPr>
-              <w:pStyle w:val="a6"/>
-              <w:numPr>
-                <w:ilvl w:val="0"/>
-                <w:numId w:val="6"/>
-              </w:numPr>
-              <w:rPr>
-                <w:rFonts w:eastAsia="Calibri"/>
-                <w:szCs w:val="28"/>
-              </w:rPr>
-            </w:pPr>
-            <w:r>
-              <w:rPr>
-                <w:rFonts w:eastAsia="Calibri"/>
-                <w:szCs w:val="28"/>
-              </w:rPr>
-              <w:t>Формирование отчётности</w:t>
+              </w:rPr>
+              <w:t>Оформление выплаты</w:t>
             </w:r>
           </w:p>
         </w:tc>
@@ -1258,25 +1559,7 @@
                 <w:b/>
                 <w:szCs w:val="28"/>
               </w:rPr>
-              <w:t>IDEF0 диаграмма уровень А</w:t>
-            </w:r>
-            <w:proofErr w:type="gramStart"/>
-            <w:r>
-              <w:rPr>
-                <w:rFonts w:eastAsia="Calibri"/>
-                <w:b/>
-                <w:szCs w:val="28"/>
-              </w:rPr>
-              <w:t>2</w:t>
-            </w:r>
-            <w:proofErr w:type="gramEnd"/>
-            <w:r>
-              <w:rPr>
-                <w:rFonts w:eastAsia="Calibri"/>
-                <w:b/>
-                <w:szCs w:val="28"/>
-              </w:rPr>
-              <w:t>.</w:t>
+              <w:t>Стек технологий</w:t>
             </w:r>
           </w:p>
         </w:tc>
@@ -1290,36 +1573,169 @@
             <w:pPr>
               <w:ind w:firstLine="0"/>
               <w:rPr>
-                <w:rStyle w:val="aff1"/>
-                <w:rFonts w:eastAsia="Calibri"/>
-                <w:b w:val="0"/>
-                <w:szCs w:val="28"/>
-              </w:rPr>
-            </w:pPr>
-            <w:r>
-              <w:rPr>
-                <w:rStyle w:val="aff1"/>
-                <w:rFonts w:eastAsia="Calibri"/>
-                <w:b w:val="0"/>
-                <w:szCs w:val="28"/>
-              </w:rPr>
-              <w:t xml:space="preserve">Процесс A1.4 «Обработка страхового случая» декомпозируется на четыре </w:t>
-            </w:r>
-            <w:r>
-              <w:rPr>
-                <w:rStyle w:val="aff1"/>
-                <w:rFonts w:eastAsia="Calibri"/>
-                <w:b w:val="0"/>
-                <w:szCs w:val="28"/>
-              </w:rPr>
-              <w:lastRenderedPageBreak/>
-              <w:t>дочерних процесса</w:t>
-            </w:r>
-            <w:r>
-              <w:rPr>
-                <w:rStyle w:val="aff1"/>
-                <w:rFonts w:eastAsia="Calibri"/>
-                <w:b w:val="0"/>
+                <w:rFonts w:eastAsia="Calibri"/>
+                <w:szCs w:val="28"/>
+              </w:rPr>
+            </w:pPr>
+            <w:r>
+              <w:rPr>
+                <w:rFonts w:eastAsia="Calibri"/>
+                <w:szCs w:val="28"/>
+              </w:rPr>
+              <w:t>В</w:t>
+            </w:r>
+            <w:r>
+              <w:rPr>
+                <w:rFonts w:eastAsia="Calibri"/>
+                <w:szCs w:val="28"/>
+              </w:rPr>
+              <w:t xml:space="preserve"> качестве </w:t>
+            </w:r>
+            <w:proofErr w:type="spellStart"/>
+            <w:r>
+              <w:rPr>
+                <w:rFonts w:eastAsia="Calibri"/>
+                <w:szCs w:val="28"/>
+              </w:rPr>
+              <w:t>фреймворков</w:t>
+            </w:r>
+            <w:proofErr w:type="spellEnd"/>
+            <w:r>
+              <w:rPr>
+                <w:rFonts w:eastAsia="Calibri"/>
+                <w:szCs w:val="28"/>
+              </w:rPr>
+              <w:t xml:space="preserve"> я выбрал </w:t>
+            </w:r>
+            <w:r>
+              <w:rPr>
+                <w:rFonts w:eastAsia="Calibri"/>
+                <w:szCs w:val="28"/>
+                <w:lang w:val="en-US"/>
+              </w:rPr>
+              <w:t>React</w:t>
+            </w:r>
+            <w:r>
+              <w:rPr>
+                <w:rFonts w:eastAsia="Calibri"/>
+                <w:szCs w:val="28"/>
+              </w:rPr>
+              <w:t xml:space="preserve"> </w:t>
+            </w:r>
+            <w:r>
+              <w:rPr>
+                <w:rFonts w:eastAsia="Calibri"/>
+                <w:szCs w:val="28"/>
+              </w:rPr>
+              <w:t xml:space="preserve">и </w:t>
+            </w:r>
+            <w:proofErr w:type="spellStart"/>
+            <w:r>
+              <w:rPr>
+                <w:rFonts w:eastAsia="Calibri"/>
+                <w:szCs w:val="28"/>
+                <w:lang w:val="en-US"/>
+              </w:rPr>
+              <w:t>Laravel</w:t>
+            </w:r>
+            <w:proofErr w:type="spellEnd"/>
+            <w:r>
+              <w:rPr>
+                <w:rFonts w:eastAsia="Calibri"/>
+                <w:szCs w:val="28"/>
+              </w:rPr>
+              <w:t>.</w:t>
+            </w:r>
+          </w:p>
+          <w:p>
+            <w:pPr>
+              <w:ind w:firstLine="0"/>
+              <w:rPr>
+                <w:rFonts w:eastAsia="Calibri"/>
+                <w:szCs w:val="28"/>
+              </w:rPr>
+            </w:pPr>
+          </w:p>
+          <w:p>
+            <w:pPr>
+              <w:ind w:firstLine="0"/>
+              <w:rPr>
+                <w:rFonts w:eastAsia="Calibri"/>
+                <w:szCs w:val="28"/>
+              </w:rPr>
+            </w:pPr>
+            <w:r>
+              <w:rPr>
+                <w:rFonts w:eastAsia="Calibri"/>
+                <w:szCs w:val="28"/>
+              </w:rPr>
+              <w:t xml:space="preserve">Почему </w:t>
+            </w:r>
+            <w:r>
+              <w:rPr>
+                <w:rFonts w:eastAsia="Calibri"/>
+                <w:szCs w:val="28"/>
+                <w:lang w:val="en-US"/>
+              </w:rPr>
+              <w:t>JS</w:t>
+            </w:r>
+            <w:r>
+              <w:rPr>
+                <w:rFonts w:eastAsia="Calibri"/>
+                <w:szCs w:val="28"/>
+              </w:rPr>
+              <w:t xml:space="preserve"> и</w:t>
+            </w:r>
+            <w:r>
+              <w:rPr>
+                <w:rFonts w:eastAsia="Calibri"/>
+                <w:szCs w:val="28"/>
+              </w:rPr>
+              <w:t xml:space="preserve"> </w:t>
+            </w:r>
+            <w:proofErr w:type="spellStart"/>
+            <w:r>
+              <w:rPr>
+                <w:rFonts w:eastAsia="Calibri"/>
+                <w:szCs w:val="28"/>
+              </w:rPr>
+              <w:t>фреймворк</w:t>
+            </w:r>
+            <w:proofErr w:type="spellEnd"/>
+            <w:r>
+              <w:rPr>
+                <w:rFonts w:eastAsia="Calibri"/>
+                <w:szCs w:val="28"/>
+              </w:rPr>
+              <w:t xml:space="preserve"> </w:t>
+            </w:r>
+            <w:r>
+              <w:rPr>
+                <w:rFonts w:eastAsia="Calibri"/>
+                <w:szCs w:val="28"/>
+                <w:lang w:val="en-US"/>
+              </w:rPr>
+              <w:t>React</w:t>
+            </w:r>
+            <w:r>
+              <w:rPr>
+                <w:rFonts w:eastAsia="Calibri"/>
+                <w:szCs w:val="28"/>
+              </w:rPr>
+              <w:t xml:space="preserve"> для </w:t>
+            </w:r>
+            <w:proofErr w:type="spellStart"/>
+            <w:r>
+              <w:rPr>
+                <w:rFonts w:eastAsia="Calibri"/>
+                <w:szCs w:val="28"/>
+              </w:rPr>
+              <w:t>фронтенда</w:t>
+            </w:r>
+            <w:proofErr w:type="spellEnd"/>
+            <w:r>
+              <w:rPr>
+                <w:rFonts w:eastAsia="Calibri"/>
                 <w:szCs w:val="28"/>
               </w:rPr>
               <w:t>:</w:t>
@@ -1330,23 +1746,71 @@
               <w:pStyle w:val="a6"/>
               <w:numPr>
                 <w:ilvl w:val="0"/>
-                <w:numId w:val="7"/>
+                <w:numId w:val="9"/>
               </w:numPr>
               <w:rPr>
-                <w:rStyle w:val="aff1"/>
-                <w:rFonts w:eastAsia="Calibri"/>
-                <w:b w:val="0"/>
-                <w:szCs w:val="28"/>
-              </w:rPr>
-            </w:pPr>
-            <w:r>
-              <w:rPr>
-                <w:rStyle w:val="aff1"/>
-                <w:rFonts w:eastAsia="Calibri"/>
-                <w:b w:val="0"/>
-                <w:szCs w:val="28"/>
-              </w:rPr>
-              <w:t>Приём и регистрация заявления</w:t>
+                <w:rFonts w:eastAsia="Calibri"/>
+                <w:szCs w:val="28"/>
+              </w:rPr>
+            </w:pPr>
+            <w:r>
+              <w:rPr>
+                <w:rFonts w:eastAsia="Calibri"/>
+                <w:szCs w:val="28"/>
+              </w:rPr>
+              <w:t>Компонентный подход</w:t>
+            </w:r>
+            <w:r>
+              <w:rPr>
+                <w:rFonts w:eastAsia="Calibri"/>
+                <w:szCs w:val="28"/>
+                <w:lang w:val="en-US"/>
+              </w:rPr>
+              <w:t> </w:t>
+            </w:r>
+            <w:r>
+              <w:rPr>
+                <w:rFonts w:eastAsia="Calibri"/>
+                <w:szCs w:val="28"/>
+              </w:rPr>
+              <w:t xml:space="preserve">- </w:t>
+            </w:r>
+            <w:proofErr w:type="spellStart"/>
+            <w:r>
+              <w:rPr>
+                <w:rFonts w:eastAsia="Calibri"/>
+                <w:szCs w:val="28"/>
+              </w:rPr>
+              <w:t>переиспользование</w:t>
+            </w:r>
+            <w:proofErr w:type="spellEnd"/>
+            <w:r>
+              <w:rPr>
+                <w:rFonts w:eastAsia="Calibri"/>
+                <w:szCs w:val="28"/>
+              </w:rPr>
+              <w:t xml:space="preserve"> блоков</w:t>
+            </w:r>
+            <w:r>
+              <w:rPr>
+                <w:rFonts w:eastAsia="Calibri"/>
+                <w:szCs w:val="28"/>
+              </w:rPr>
+              <w:t xml:space="preserve"> интерфейса (карточки товаров, формы), что повышает ч</w:t>
+            </w:r>
+            <w:r>
+              <w:rPr>
+                <w:rFonts w:eastAsia="Calibri"/>
+                <w:szCs w:val="28"/>
+              </w:rPr>
+              <w:t>итаемость кода</w:t>
+            </w:r>
+            <w:r>
+              <w:rPr>
+                <w:rFonts w:eastAsia="Calibri"/>
+                <w:szCs w:val="28"/>
+              </w:rPr>
+              <w:t>.</w:t>
             </w:r>
           </w:p>
           <w:p>
@@ -1354,23 +1818,28 @@
               <w:pStyle w:val="a6"/>
               <w:numPr>
                 <w:ilvl w:val="0"/>
-                <w:numId w:val="7"/>
+                <w:numId w:val="9"/>
               </w:numPr>
               <w:rPr>
-                <w:rStyle w:val="aff1"/>
-                <w:rFonts w:eastAsia="Calibri"/>
-                <w:b w:val="0"/>
-                <w:szCs w:val="28"/>
-              </w:rPr>
-            </w:pPr>
-            <w:r>
-              <w:rPr>
-                <w:rStyle w:val="aff1"/>
-                <w:rFonts w:eastAsia="Calibri"/>
-                <w:b w:val="0"/>
-                <w:szCs w:val="28"/>
-              </w:rPr>
-              <w:t>Сбор документов и оценка</w:t>
+                <w:rFonts w:eastAsia="Calibri"/>
+                <w:szCs w:val="28"/>
+              </w:rPr>
+            </w:pPr>
+            <w:proofErr w:type="spellStart"/>
+            <w:r>
+              <w:rPr>
+                <w:rFonts w:eastAsia="Calibri"/>
+                <w:szCs w:val="28"/>
+              </w:rPr>
+              <w:t>React</w:t>
+            </w:r>
+            <w:proofErr w:type="spellEnd"/>
+            <w:r>
+              <w:rPr>
+                <w:rFonts w:eastAsia="Calibri"/>
+                <w:szCs w:val="28"/>
+              </w:rPr>
+              <w:t xml:space="preserve"> хорошо работает с адаптивным дизайном.</w:t>
             </w:r>
           </w:p>
           <w:p>
@@ -1378,23 +1847,211 @@
               <w:pStyle w:val="a6"/>
               <w:numPr>
                 <w:ilvl w:val="0"/>
-                <w:numId w:val="7"/>
+                <w:numId w:val="9"/>
               </w:numPr>
               <w:rPr>
-                <w:rStyle w:val="aff1"/>
-                <w:rFonts w:eastAsia="Calibri"/>
-                <w:b w:val="0"/>
-                <w:szCs w:val="28"/>
-              </w:rPr>
-            </w:pPr>
-            <w:r>
-              <w:rPr>
-                <w:rStyle w:val="aff1"/>
-                <w:rFonts w:eastAsia="Calibri"/>
-                <w:b w:val="0"/>
-                <w:szCs w:val="28"/>
-              </w:rPr>
-              <w:t>Принятие решения о выплате</w:t>
+                <w:rFonts w:eastAsia="Calibri"/>
+                <w:szCs w:val="28"/>
+              </w:rPr>
+            </w:pPr>
+            <w:r>
+              <w:rPr>
+                <w:rFonts w:eastAsia="Calibri"/>
+                <w:szCs w:val="28"/>
+              </w:rPr>
+              <w:t>Экосистема</w:t>
+            </w:r>
+            <w:r>
+              <w:rPr>
+                <w:rFonts w:eastAsia="Calibri"/>
+                <w:szCs w:val="28"/>
+              </w:rPr>
+              <w:t xml:space="preserve"> - Если формы то </w:t>
+            </w:r>
+            <w:r>
+              <w:rPr>
+                <w:rFonts w:eastAsia="Calibri"/>
+                <w:szCs w:val="28"/>
+                <w:lang w:val="en-US"/>
+              </w:rPr>
+              <w:t>React</w:t>
+            </w:r>
+            <w:r>
+              <w:rPr>
+                <w:rFonts w:eastAsia="Calibri"/>
+                <w:szCs w:val="28"/>
+              </w:rPr>
+              <w:t xml:space="preserve"> </w:t>
+            </w:r>
+            <w:r>
+              <w:rPr>
+                <w:rFonts w:eastAsia="Calibri"/>
+                <w:szCs w:val="28"/>
+                <w:lang w:val="en-US"/>
+              </w:rPr>
+              <w:t>Hook</w:t>
+            </w:r>
+            <w:r>
+              <w:rPr>
+                <w:rFonts w:eastAsia="Calibri"/>
+                <w:szCs w:val="28"/>
+              </w:rPr>
+              <w:t xml:space="preserve"> </w:t>
+            </w:r>
+            <w:r>
+              <w:rPr>
+                <w:rFonts w:eastAsia="Calibri"/>
+                <w:szCs w:val="28"/>
+                <w:lang w:val="en-US"/>
+              </w:rPr>
+              <w:t>Form</w:t>
+            </w:r>
+            <w:r>
+              <w:rPr>
+                <w:rFonts w:eastAsia="Calibri"/>
+                <w:szCs w:val="28"/>
+              </w:rPr>
+              <w:t xml:space="preserve">, </w:t>
+            </w:r>
+            <w:r>
+              <w:rPr>
+                <w:rFonts w:eastAsia="Calibri"/>
+                <w:szCs w:val="28"/>
+              </w:rPr>
+              <w:t>если управлять состоянием, то</w:t>
+            </w:r>
+            <w:r>
+              <w:rPr>
+                <w:rFonts w:eastAsia="Calibri"/>
+                <w:szCs w:val="28"/>
+              </w:rPr>
+              <w:t xml:space="preserve"> есть</w:t>
+            </w:r>
+            <w:r>
+              <w:rPr>
+                <w:rFonts w:eastAsia="Calibri"/>
+                <w:szCs w:val="28"/>
+              </w:rPr>
+              <w:t xml:space="preserve"> </w:t>
+            </w:r>
+            <w:r>
+              <w:rPr>
+                <w:rFonts w:eastAsia="Calibri"/>
+                <w:szCs w:val="28"/>
+                <w:lang w:val="en-US"/>
+              </w:rPr>
+              <w:t>React</w:t>
+            </w:r>
+            <w:r>
+              <w:rPr>
+                <w:rFonts w:eastAsia="Calibri"/>
+                <w:szCs w:val="28"/>
+              </w:rPr>
+              <w:t xml:space="preserve"> </w:t>
+            </w:r>
+            <w:r>
+              <w:rPr>
+                <w:rFonts w:eastAsia="Calibri"/>
+                <w:szCs w:val="28"/>
+                <w:lang w:val="en-US"/>
+              </w:rPr>
+              <w:t>Query</w:t>
+            </w:r>
+            <w:r>
+              <w:rPr>
+                <w:rFonts w:eastAsia="Calibri"/>
+                <w:szCs w:val="28"/>
+              </w:rPr>
+              <w:t>, для маршрутизации</w:t>
+            </w:r>
+            <w:r>
+              <w:rPr>
+                <w:rFonts w:eastAsia="Calibri"/>
+                <w:szCs w:val="28"/>
+              </w:rPr>
+              <w:t xml:space="preserve"> </w:t>
+            </w:r>
+            <w:r>
+              <w:rPr>
+                <w:rFonts w:eastAsia="Calibri"/>
+                <w:szCs w:val="28"/>
+                <w:lang w:val="en-US"/>
+              </w:rPr>
+              <w:t>React</w:t>
+            </w:r>
+            <w:r>
+              <w:rPr>
+                <w:rFonts w:eastAsia="Calibri"/>
+                <w:szCs w:val="28"/>
+              </w:rPr>
+              <w:t xml:space="preserve"> </w:t>
+            </w:r>
+            <w:r>
+              <w:rPr>
+                <w:rFonts w:eastAsia="Calibri"/>
+                <w:szCs w:val="28"/>
+                <w:lang w:val="en-US"/>
+              </w:rPr>
+              <w:t>Router</w:t>
+            </w:r>
+            <w:r>
+              <w:rPr>
+                <w:rFonts w:eastAsia="Calibri"/>
+                <w:szCs w:val="28"/>
+              </w:rPr>
+              <w:t xml:space="preserve">. То есть </w:t>
+            </w:r>
+            <w:r>
+              <w:rPr>
+                <w:rFonts w:eastAsia="Calibri"/>
+                <w:szCs w:val="28"/>
+              </w:rPr>
+              <w:t>много библиотек под каждую задачу, которые созданы</w:t>
+            </w:r>
+            <w:r>
+              <w:rPr>
+                <w:rFonts w:eastAsia="Calibri"/>
+                <w:szCs w:val="28"/>
+              </w:rPr>
+              <w:t xml:space="preserve"> именно для работы с </w:t>
+            </w:r>
+            <w:r>
+              <w:rPr>
+                <w:rFonts w:eastAsia="Calibri"/>
+                <w:szCs w:val="28"/>
+                <w:lang w:val="en-US"/>
+              </w:rPr>
+              <w:t>React</w:t>
+            </w:r>
+            <w:r>
+              <w:rPr>
+                <w:rFonts w:eastAsia="Calibri"/>
+                <w:szCs w:val="28"/>
+              </w:rPr>
+              <w:t>.</w:t>
+            </w:r>
+            <w:r>
+              <w:rPr>
+                <w:rFonts w:eastAsia="Calibri"/>
+                <w:szCs w:val="28"/>
+              </w:rPr>
+              <w:t xml:space="preserve"> А </w:t>
+            </w:r>
+            <w:proofErr w:type="gramStart"/>
+            <w:r>
+              <w:rPr>
+                <w:rFonts w:eastAsia="Calibri"/>
+                <w:szCs w:val="28"/>
+              </w:rPr>
+              <w:t>значит каждая настроена</w:t>
+            </w:r>
+            <w:proofErr w:type="gramEnd"/>
+            <w:r>
+              <w:rPr>
+                <w:rFonts w:eastAsia="Calibri"/>
+                <w:szCs w:val="28"/>
+              </w:rPr>
+              <w:t xml:space="preserve"> на взаимодействие друг с другом.</w:t>
             </w:r>
           </w:p>
           <w:p>
@@ -1402,7 +2059,7 @@
               <w:pStyle w:val="a6"/>
               <w:numPr>
                 <w:ilvl w:val="0"/>
-                <w:numId w:val="7"/>
+                <w:numId w:val="9"/>
               </w:numPr>
               <w:rPr>
                 <w:rFonts w:eastAsia="Calibri"/>
@@ -1411,12 +2068,296 @@
             </w:pPr>
             <w:r>
               <w:rPr>
-                <w:rStyle w:val="aff1"/>
-                <w:rFonts w:eastAsia="Calibri"/>
-                <w:b w:val="0"/>
-                <w:szCs w:val="28"/>
-              </w:rPr>
-              <w:t>Оформление выплаты</w:t>
+                <w:rFonts w:eastAsia="Calibri"/>
+                <w:szCs w:val="28"/>
+              </w:rPr>
+              <w:t>Огромное сообщество - Готовые решения для типовых задач, библиотеки почти для любых потребностей</w:t>
+            </w:r>
+          </w:p>
+          <w:p>
+            <w:pPr>
+              <w:ind w:firstLine="0"/>
+              <w:rPr>
+                <w:rFonts w:eastAsia="Calibri"/>
+                <w:szCs w:val="28"/>
+              </w:rPr>
+            </w:pPr>
+          </w:p>
+          <w:p>
+            <w:pPr>
+              <w:ind w:firstLine="0"/>
+              <w:rPr>
+                <w:rFonts w:eastAsia="Calibri"/>
+                <w:szCs w:val="28"/>
+              </w:rPr>
+            </w:pPr>
+            <w:r>
+              <w:rPr>
+                <w:rFonts w:eastAsia="Calibri"/>
+                <w:szCs w:val="28"/>
+              </w:rPr>
+              <w:t xml:space="preserve">Почему PHP и </w:t>
+            </w:r>
+            <w:proofErr w:type="spellStart"/>
+            <w:r>
+              <w:rPr>
+                <w:rFonts w:eastAsia="Calibri"/>
+                <w:szCs w:val="28"/>
+              </w:rPr>
+              <w:t>Laravel</w:t>
+            </w:r>
+            <w:proofErr w:type="spellEnd"/>
+            <w:r>
+              <w:rPr>
+                <w:rFonts w:eastAsia="Calibri"/>
+                <w:szCs w:val="28"/>
+              </w:rPr>
+              <w:t xml:space="preserve"> для </w:t>
+            </w:r>
+            <w:proofErr w:type="spellStart"/>
+            <w:r>
+              <w:rPr>
+                <w:rFonts w:eastAsia="Calibri"/>
+                <w:szCs w:val="28"/>
+              </w:rPr>
+              <w:t>бэкенда</w:t>
+            </w:r>
+            <w:proofErr w:type="spellEnd"/>
+            <w:r>
+              <w:rPr>
+                <w:rFonts w:eastAsia="Calibri"/>
+                <w:szCs w:val="28"/>
+              </w:rPr>
+              <w:t>:</w:t>
+            </w:r>
+          </w:p>
+          <w:p>
+            <w:pPr>
+              <w:pStyle w:val="a6"/>
+              <w:numPr>
+                <w:ilvl w:val="0"/>
+                <w:numId w:val="8"/>
+              </w:numPr>
+              <w:rPr>
+                <w:rFonts w:eastAsia="Calibri"/>
+                <w:szCs w:val="28"/>
+              </w:rPr>
+            </w:pPr>
+            <w:r>
+              <w:rPr>
+                <w:rFonts w:eastAsia="Calibri"/>
+                <w:szCs w:val="28"/>
+              </w:rPr>
+              <w:t>Скорость разработки</w:t>
+            </w:r>
+            <w:r>
+              <w:rPr>
+                <w:rFonts w:eastAsia="Calibri"/>
+                <w:szCs w:val="28"/>
+              </w:rPr>
+              <w:t xml:space="preserve"> – </w:t>
+            </w:r>
+            <w:proofErr w:type="spellStart"/>
+            <w:r>
+              <w:rPr>
+                <w:rFonts w:eastAsia="Calibri"/>
+                <w:szCs w:val="28"/>
+                <w:lang w:val="en-US"/>
+              </w:rPr>
+              <w:t>Laravel</w:t>
+            </w:r>
+            <w:proofErr w:type="spellEnd"/>
+            <w:r>
+              <w:rPr>
+                <w:rFonts w:eastAsia="Calibri"/>
+                <w:szCs w:val="28"/>
+              </w:rPr>
+              <w:t xml:space="preserve"> </w:t>
+            </w:r>
+            <w:r>
+              <w:rPr>
+                <w:rFonts w:eastAsia="Calibri"/>
+                <w:szCs w:val="28"/>
+              </w:rPr>
+              <w:t>предоставляет готовые компоненты: аутентификацию, миграции, маршрутизацию, защиту.</w:t>
+            </w:r>
+          </w:p>
+          <w:p>
+            <w:pPr>
+              <w:pStyle w:val="a6"/>
+              <w:numPr>
+                <w:ilvl w:val="0"/>
+                <w:numId w:val="8"/>
+              </w:numPr>
+              <w:rPr>
+                <w:rFonts w:eastAsia="Calibri"/>
+                <w:szCs w:val="28"/>
+              </w:rPr>
+            </w:pPr>
+            <w:r>
+              <w:rPr>
+                <w:rFonts w:eastAsia="Calibri"/>
+                <w:szCs w:val="28"/>
+              </w:rPr>
+              <w:t>Соответствие требованиям безопасности</w:t>
+            </w:r>
+            <w:r>
+              <w:rPr>
+                <w:rFonts w:eastAsia="Calibri"/>
+                <w:szCs w:val="28"/>
+              </w:rPr>
+              <w:t xml:space="preserve"> - </w:t>
+            </w:r>
+            <w:proofErr w:type="spellStart"/>
+            <w:r>
+              <w:rPr>
+                <w:rFonts w:eastAsia="Calibri"/>
+                <w:szCs w:val="28"/>
+              </w:rPr>
+              <w:t>хэширование</w:t>
+            </w:r>
+            <w:proofErr w:type="spellEnd"/>
+            <w:r>
+              <w:rPr>
+                <w:rFonts w:eastAsia="Calibri"/>
+                <w:szCs w:val="28"/>
+              </w:rPr>
+              <w:t xml:space="preserve"> паролей, ролевая модель </w:t>
+            </w:r>
+            <w:r>
+              <w:rPr>
+                <w:rFonts w:eastAsia="Calibri"/>
+                <w:szCs w:val="28"/>
+              </w:rPr>
+              <w:t>(типы пользователей)</w:t>
+            </w:r>
+            <w:r>
+              <w:rPr>
+                <w:rFonts w:eastAsia="Calibri"/>
+                <w:szCs w:val="28"/>
+              </w:rPr>
+              <w:t xml:space="preserve">, защита от </w:t>
+            </w:r>
+            <w:r>
+              <w:rPr>
+                <w:rFonts w:eastAsia="Calibri"/>
+                <w:szCs w:val="28"/>
+                <w:lang w:val="en-US"/>
+              </w:rPr>
+              <w:t>SQL</w:t>
+            </w:r>
+            <w:r>
+              <w:rPr>
+                <w:rFonts w:eastAsia="Calibri"/>
+                <w:szCs w:val="28"/>
+              </w:rPr>
+              <w:t>-инъекций.</w:t>
+            </w:r>
+          </w:p>
+          <w:p>
+            <w:pPr>
+              <w:pStyle w:val="a6"/>
+              <w:numPr>
+                <w:ilvl w:val="0"/>
+                <w:numId w:val="8"/>
+              </w:numPr>
+              <w:rPr>
+                <w:rFonts w:eastAsia="Calibri"/>
+                <w:szCs w:val="28"/>
+              </w:rPr>
+            </w:pPr>
+            <w:r>
+              <w:rPr>
+                <w:rFonts w:eastAsia="Calibri"/>
+                <w:szCs w:val="28"/>
+              </w:rPr>
+              <w:t xml:space="preserve">Удобство работы с БД </w:t>
+            </w:r>
+            <w:r>
+              <w:rPr>
+                <w:rFonts w:eastAsia="Calibri"/>
+                <w:szCs w:val="28"/>
+              </w:rPr>
+              <w:t>–</w:t>
+            </w:r>
+            <w:r>
+              <w:rPr>
+                <w:rFonts w:eastAsia="Calibri"/>
+                <w:szCs w:val="28"/>
+              </w:rPr>
+              <w:t xml:space="preserve"> </w:t>
+            </w:r>
+            <w:r>
+              <w:rPr>
+                <w:rFonts w:eastAsia="Calibri"/>
+                <w:szCs w:val="28"/>
+              </w:rPr>
+              <w:t xml:space="preserve">есть ясная структура с моделями, миграциями </w:t>
+            </w:r>
+            <w:r>
+              <w:rPr>
+                <w:rFonts w:eastAsia="Calibri"/>
+                <w:szCs w:val="28"/>
+              </w:rPr>
+              <w:lastRenderedPageBreak/>
+              <w:t xml:space="preserve">и </w:t>
+            </w:r>
+            <w:proofErr w:type="spellStart"/>
+            <w:r>
+              <w:rPr>
+                <w:rFonts w:eastAsia="Calibri"/>
+                <w:szCs w:val="28"/>
+              </w:rPr>
+              <w:t>сидерами</w:t>
+            </w:r>
+            <w:proofErr w:type="spellEnd"/>
+            <w:r>
+              <w:rPr>
+                <w:rFonts w:eastAsia="Calibri"/>
+                <w:szCs w:val="28"/>
+              </w:rPr>
+              <w:t>.</w:t>
+            </w:r>
+          </w:p>
+          <w:p>
+            <w:pPr>
+              <w:pStyle w:val="a6"/>
+              <w:numPr>
+                <w:ilvl w:val="0"/>
+                <w:numId w:val="8"/>
+              </w:numPr>
+              <w:rPr>
+                <w:rFonts w:eastAsia="Calibri"/>
+                <w:szCs w:val="28"/>
+              </w:rPr>
+            </w:pPr>
+            <w:r>
+              <w:rPr>
+                <w:rFonts w:eastAsia="Calibri"/>
+                <w:szCs w:val="28"/>
+              </w:rPr>
+              <w:t>Большое сообщество и экосистема</w:t>
+            </w:r>
+            <w:r>
+              <w:rPr>
+                <w:rFonts w:eastAsia="Calibri"/>
+                <w:szCs w:val="28"/>
+              </w:rPr>
+              <w:t xml:space="preserve"> -</w:t>
+            </w:r>
+            <w:r>
+              <w:rPr>
+                <w:rFonts w:eastAsia="Calibri"/>
+                <w:szCs w:val="28"/>
+              </w:rPr>
+              <w:t xml:space="preserve"> </w:t>
+            </w:r>
+            <w:r>
+              <w:rPr>
+                <w:rFonts w:eastAsia="Calibri"/>
+                <w:szCs w:val="28"/>
+              </w:rPr>
+              <w:t>множество готовых пакетов, обширная документация.</w:t>
             </w:r>
           </w:p>
         </w:tc>
@@ -1450,23 +2391,24 @@
                 <w:b/>
                 <w:szCs w:val="28"/>
               </w:rPr>
-              <w:t>1</w:t>
-            </w:r>
-            <w:r>
-              <w:rPr>
-                <w:rFonts w:eastAsia="Calibri"/>
-                <w:b/>
-                <w:szCs w:val="28"/>
-              </w:rPr>
-              <w:t xml:space="preserve"> слайд. </w:t>
-            </w:r>
-            <w:r>
-              <w:rPr>
-                <w:rFonts w:eastAsia="Calibri"/>
-                <w:b/>
-                <w:szCs w:val="28"/>
-              </w:rPr>
-              <w:t>Стек технологий</w:t>
+              <w:t xml:space="preserve">1 </w:t>
+            </w:r>
+            <w:r>
+              <w:rPr>
+                <w:rFonts w:eastAsia="Calibri"/>
+                <w:b/>
+                <w:szCs w:val="28"/>
+              </w:rPr>
+              <w:t xml:space="preserve">слайд. </w:t>
+            </w:r>
+            <w:r>
+              <w:rPr>
+                <w:rFonts w:eastAsia="Calibri"/>
+                <w:b/>
+                <w:bCs/>
+                <w:szCs w:val="28"/>
+              </w:rPr>
+              <w:t>Способ хранения данных</w:t>
             </w:r>
           </w:p>
         </w:tc>
@@ -1489,45 +2431,16 @@
                 <w:rFonts w:eastAsia="Calibri"/>
                 <w:szCs w:val="28"/>
               </w:rPr>
-              <w:t xml:space="preserve">Почему </w:t>
-            </w:r>
+              <w:t xml:space="preserve">Для хранения данных я выбрал </w:t>
+            </w:r>
+            <w:proofErr w:type="spellStart"/>
             <w:r>
               <w:rPr>
                 <w:rFonts w:eastAsia="Calibri"/>
                 <w:szCs w:val="28"/>
                 <w:lang w:val="en-US"/>
               </w:rPr>
-              <w:t>JS</w:t>
-            </w:r>
-            <w:r>
-              <w:rPr>
-                <w:rFonts w:eastAsia="Calibri"/>
-                <w:szCs w:val="28"/>
-              </w:rPr>
-              <w:t xml:space="preserve"> и </w:t>
-            </w:r>
-            <w:r>
-              <w:rPr>
-                <w:rFonts w:eastAsia="Calibri"/>
-                <w:szCs w:val="28"/>
-                <w:lang w:val="en-US"/>
-              </w:rPr>
-              <w:t>React</w:t>
-            </w:r>
-            <w:r>
-              <w:rPr>
-                <w:rFonts w:eastAsia="Calibri"/>
-                <w:szCs w:val="28"/>
-              </w:rPr>
-              <w:t xml:space="preserve"> для </w:t>
-            </w:r>
-            <w:proofErr w:type="spellStart"/>
-            <w:r>
-              <w:rPr>
-                <w:rFonts w:eastAsia="Calibri"/>
-                <w:szCs w:val="28"/>
-              </w:rPr>
-              <w:t>фронтенда</w:t>
+              <w:t>Mysql</w:t>
             </w:r>
             <w:proofErr w:type="spellEnd"/>
             <w:r>
@@ -1535,6 +2448,29 @@
                 <w:rFonts w:eastAsia="Calibri"/>
                 <w:szCs w:val="28"/>
               </w:rPr>
+              <w:t xml:space="preserve">. </w:t>
+            </w:r>
+          </w:p>
+          <w:p>
+            <w:pPr>
+              <w:ind w:firstLine="0"/>
+              <w:rPr>
+                <w:rFonts w:eastAsia="Calibri"/>
+                <w:szCs w:val="28"/>
+              </w:rPr>
+            </w:pPr>
+            <w:r>
+              <w:rPr>
+                <w:rFonts w:eastAsia="Calibri"/>
+                <w:szCs w:val="28"/>
+              </w:rPr>
+              <w:t>В моей базе 11 сущностей</w:t>
+            </w:r>
+            <w:r>
+              <w:rPr>
+                <w:rFonts w:eastAsia="Calibri"/>
+                <w:szCs w:val="28"/>
+              </w:rPr>
               <w:t>:</w:t>
             </w:r>
           </w:p>
@@ -1546,50 +2482,118 @@
                 <w:szCs w:val="28"/>
               </w:rPr>
             </w:pPr>
-          </w:p>
-          <w:p>
-            <w:pPr>
-              <w:pStyle w:val="a6"/>
-              <w:numPr>
-                <w:ilvl w:val="0"/>
-                <w:numId w:val="9"/>
-              </w:numPr>
-              <w:rPr>
-                <w:rFonts w:eastAsia="Calibri"/>
-                <w:szCs w:val="28"/>
-              </w:rPr>
-            </w:pPr>
-            <w:r>
-              <w:rPr>
-                <w:rFonts w:eastAsia="Calibri"/>
-                <w:szCs w:val="28"/>
-              </w:rPr>
-              <w:t>Компонентный подход</w:t>
-            </w:r>
-            <w:r>
-              <w:rPr>
-                <w:rFonts w:eastAsia="Calibri"/>
-                <w:szCs w:val="28"/>
-                <w:lang w:val="en-US"/>
-              </w:rPr>
-              <w:t> </w:t>
-            </w:r>
-            <w:r>
-              <w:rPr>
-                <w:rFonts w:eastAsia="Calibri"/>
-                <w:szCs w:val="28"/>
-              </w:rPr>
-              <w:t xml:space="preserve">- </w:t>
-            </w:r>
-            <w:proofErr w:type="spellStart"/>
-            <w:r>
-              <w:rPr>
-                <w:rFonts w:eastAsia="Calibri"/>
-                <w:szCs w:val="28"/>
-              </w:rPr>
-              <w:t>переиспользование</w:t>
-            </w:r>
-            <w:proofErr w:type="spellEnd"/>
+            <w:r>
+              <w:rPr>
+                <w:rFonts w:eastAsia="Calibri"/>
+                <w:szCs w:val="28"/>
+              </w:rPr>
+              <w:t>Пользователь</w:t>
+            </w:r>
+            <w:r>
+              <w:rPr>
+                <w:rFonts w:eastAsia="Calibri"/>
+                <w:szCs w:val="28"/>
+              </w:rPr>
+              <w:t xml:space="preserve">, </w:t>
+            </w:r>
+            <w:r>
+              <w:rPr>
+                <w:rFonts w:eastAsia="Calibri"/>
+                <w:szCs w:val="28"/>
+              </w:rPr>
+              <w:t>Тип пользователя</w:t>
+            </w:r>
+            <w:r>
+              <w:rPr>
+                <w:rFonts w:eastAsia="Calibri"/>
+                <w:szCs w:val="28"/>
+              </w:rPr>
+              <w:t xml:space="preserve">, </w:t>
+            </w:r>
+            <w:r>
+              <w:rPr>
+                <w:rFonts w:eastAsia="Calibri"/>
+                <w:szCs w:val="28"/>
+              </w:rPr>
+              <w:t>Профиль клиента</w:t>
+            </w:r>
+            <w:r>
+              <w:rPr>
+                <w:rFonts w:eastAsia="Calibri"/>
+                <w:szCs w:val="28"/>
+              </w:rPr>
+              <w:t xml:space="preserve">, </w:t>
+            </w:r>
+            <w:r>
+              <w:rPr>
+                <w:rFonts w:eastAsia="Calibri"/>
+                <w:szCs w:val="28"/>
+              </w:rPr>
+              <w:t>Категории прав клиента</w:t>
+            </w:r>
+            <w:r>
+              <w:rPr>
+                <w:rFonts w:eastAsia="Calibri"/>
+                <w:szCs w:val="28"/>
+              </w:rPr>
+              <w:t xml:space="preserve">, </w:t>
+            </w:r>
+            <w:r>
+              <w:rPr>
+                <w:rFonts w:eastAsia="Calibri"/>
+                <w:szCs w:val="28"/>
+              </w:rPr>
+              <w:t>Транспортное средство</w:t>
+            </w:r>
+            <w:r>
+              <w:rPr>
+                <w:rFonts w:eastAsia="Calibri"/>
+                <w:szCs w:val="28"/>
+              </w:rPr>
+              <w:t xml:space="preserve">, </w:t>
+            </w:r>
+            <w:r>
+              <w:rPr>
+                <w:rFonts w:eastAsia="Calibri"/>
+                <w:szCs w:val="28"/>
+              </w:rPr>
+              <w:t>К</w:t>
+            </w:r>
+            <w:r>
+              <w:rPr>
+                <w:rFonts w:eastAsia="Calibri"/>
+                <w:szCs w:val="28"/>
+              </w:rPr>
+              <w:t xml:space="preserve">атегория транспортного средства, </w:t>
+            </w:r>
+            <w:r>
+              <w:rPr>
+                <w:rFonts w:eastAsia="Calibri"/>
+                <w:szCs w:val="28"/>
+              </w:rPr>
+              <w:t>Тип полиса</w:t>
+            </w:r>
+            <w:r>
+              <w:rPr>
+                <w:rFonts w:eastAsia="Calibri"/>
+                <w:szCs w:val="28"/>
+              </w:rPr>
+              <w:t xml:space="preserve">, </w:t>
+            </w:r>
+            <w:r>
+              <w:rPr>
+                <w:rFonts w:eastAsia="Calibri"/>
+                <w:szCs w:val="28"/>
+              </w:rPr>
+              <w:t>Тариф</w:t>
+            </w:r>
+            <w:r>
+              <w:rPr>
+                <w:rFonts w:eastAsia="Calibri"/>
+                <w:szCs w:val="28"/>
+              </w:rPr>
+              <w:t>,</w:t>
+            </w:r>
             <w:r>
               <w:rPr>
                 <w:rFonts w:eastAsia="Calibri"/>
@@ -1601,114 +2605,6 @@
               <w:rPr>
                 <w:rFonts w:eastAsia="Calibri"/>
                 <w:szCs w:val="28"/>
-                <w:lang w:val="en-US"/>
-              </w:rPr>
-              <w:t>UI</w:t>
-            </w:r>
-            <w:r>
-              <w:rPr>
-                <w:rFonts w:eastAsia="Calibri"/>
-                <w:szCs w:val="28"/>
-              </w:rPr>
-              <w:t>-блоков (карточки товаров, формы).</w:t>
-            </w:r>
-          </w:p>
-          <w:p>
-            <w:pPr>
-              <w:pStyle w:val="a6"/>
-              <w:numPr>
-                <w:ilvl w:val="0"/>
-                <w:numId w:val="9"/>
-              </w:numPr>
-              <w:rPr>
-                <w:rFonts w:eastAsia="Calibri"/>
-                <w:szCs w:val="28"/>
-              </w:rPr>
-            </w:pPr>
-            <w:r>
-              <w:rPr>
-                <w:rFonts w:eastAsia="Calibri"/>
-                <w:szCs w:val="28"/>
-              </w:rPr>
-              <w:t>Адаптивность</w:t>
-            </w:r>
-            <w:r>
-              <w:rPr>
-                <w:rFonts w:eastAsia="Calibri"/>
-                <w:szCs w:val="28"/>
-                <w:lang w:val="en-US"/>
-              </w:rPr>
-              <w:t> </w:t>
-            </w:r>
-            <w:r>
-              <w:rPr>
-                <w:rFonts w:eastAsia="Calibri"/>
-                <w:szCs w:val="28"/>
-              </w:rPr>
-              <w:t xml:space="preserve">- </w:t>
-            </w:r>
-            <w:proofErr w:type="spellStart"/>
-            <w:r>
-              <w:rPr>
-                <w:rFonts w:eastAsia="Calibri"/>
-                <w:szCs w:val="28"/>
-              </w:rPr>
-              <w:t>React</w:t>
-            </w:r>
-            <w:proofErr w:type="spellEnd"/>
-            <w:r>
-              <w:rPr>
-                <w:rFonts w:eastAsia="Calibri"/>
-                <w:szCs w:val="28"/>
-              </w:rPr>
-              <w:t xml:space="preserve"> хорошо работает с </w:t>
-            </w:r>
-            <w:r>
-              <w:rPr>
-                <w:rFonts w:eastAsia="Calibri"/>
-                <w:szCs w:val="28"/>
-              </w:rPr>
-              <w:t>адаптивным дизайном.</w:t>
-            </w:r>
-          </w:p>
-          <w:p>
-            <w:pPr>
-              <w:pStyle w:val="a6"/>
-              <w:numPr>
-                <w:ilvl w:val="0"/>
-                <w:numId w:val="9"/>
-              </w:numPr>
-              <w:rPr>
-                <w:rFonts w:eastAsia="Calibri"/>
-                <w:szCs w:val="28"/>
-              </w:rPr>
-            </w:pPr>
-            <w:r>
-              <w:rPr>
-                <w:rFonts w:eastAsia="Calibri"/>
-                <w:szCs w:val="28"/>
-              </w:rPr>
-              <w:t>Экосистема</w:t>
-            </w:r>
-            <w:r>
-              <w:rPr>
-                <w:rFonts w:eastAsia="Calibri"/>
-                <w:szCs w:val="28"/>
-              </w:rPr>
-              <w:t xml:space="preserve"> - Если формы то </w:t>
-            </w:r>
-            <w:r>
-              <w:rPr>
-                <w:rFonts w:eastAsia="Calibri"/>
-                <w:szCs w:val="28"/>
-                <w:lang w:val="en-US"/>
-              </w:rPr>
-              <w:t>React</w:t>
-            </w:r>
-            <w:r>
-              <w:rPr>
-                <w:rFonts w:eastAsia="Calibri"/>
-                <w:szCs w:val="28"/>
               </w:rPr>
               <w:t xml:space="preserve"> </w:t>
             </w:r>
@@ -1716,24 +2612,8 @@
               <w:rPr>
                 <w:rFonts w:eastAsia="Calibri"/>
                 <w:szCs w:val="28"/>
-                <w:lang w:val="en-US"/>
-              </w:rPr>
-              <w:t>Hook</w:t>
-            </w:r>
-            <w:r>
-              <w:rPr>
-                <w:rFonts w:eastAsia="Calibri"/>
-                <w:szCs w:val="28"/>
-              </w:rPr>
-              <w:t xml:space="preserve"> </w:t>
-            </w:r>
-            <w:r>
-              <w:rPr>
-                <w:rFonts w:eastAsia="Calibri"/>
-                <w:szCs w:val="28"/>
-                <w:lang w:val="en-US"/>
-              </w:rPr>
-              <w:t>Form</w:t>
+              </w:rPr>
+              <w:t>Полис</w:t>
             </w:r>
             <w:r>
               <w:rPr>
@@ -1747,30 +2627,7 @@
                 <w:rFonts w:eastAsia="Calibri"/>
                 <w:szCs w:val="28"/>
               </w:rPr>
-              <w:t xml:space="preserve">если управлять состоянием, то </w:t>
-            </w:r>
-            <w:r>
-              <w:rPr>
-                <w:rFonts w:eastAsia="Calibri"/>
-                <w:szCs w:val="28"/>
-                <w:lang w:val="en-US"/>
-              </w:rPr>
-              <w:t>React</w:t>
-            </w:r>
-            <w:r>
-              <w:rPr>
-                <w:rFonts w:eastAsia="Calibri"/>
-                <w:szCs w:val="28"/>
-              </w:rPr>
-              <w:t xml:space="preserve"> </w:t>
-            </w:r>
-            <w:r>
-              <w:rPr>
-                <w:rFonts w:eastAsia="Calibri"/>
-                <w:szCs w:val="28"/>
-                <w:lang w:val="en-US"/>
-              </w:rPr>
-              <w:t>Query</w:t>
+              <w:t>Страховой случай</w:t>
             </w:r>
             <w:r>
               <w:rPr>
@@ -1783,53 +2640,8 @@
               <w:rPr>
                 <w:rFonts w:eastAsia="Calibri"/>
                 <w:szCs w:val="28"/>
-                <w:lang w:val="en-US"/>
-              </w:rPr>
-              <w:t>React</w:t>
-            </w:r>
-            <w:r>
-              <w:rPr>
-                <w:rFonts w:eastAsia="Calibri"/>
-                <w:szCs w:val="28"/>
-              </w:rPr>
-              <w:t xml:space="preserve"> </w:t>
-            </w:r>
-            <w:r>
-              <w:rPr>
-                <w:rFonts w:eastAsia="Calibri"/>
-                <w:szCs w:val="28"/>
-                <w:lang w:val="en-US"/>
-              </w:rPr>
-              <w:t>Router</w:t>
-            </w:r>
-            <w:r>
-              <w:rPr>
-                <w:rFonts w:eastAsia="Calibri"/>
-                <w:szCs w:val="28"/>
-              </w:rPr>
-              <w:t xml:space="preserve"> </w:t>
-            </w:r>
-            <w:r>
-              <w:rPr>
-                <w:rFonts w:eastAsia="Calibri"/>
-                <w:szCs w:val="28"/>
-              </w:rPr>
-              <w:t>для маршрутизации</w:t>
-            </w:r>
-            <w:r>
-              <w:rPr>
-                <w:rFonts w:eastAsia="Calibri"/>
-                <w:szCs w:val="28"/>
-              </w:rPr>
-              <w:t xml:space="preserve">. То есть всё создано именно для работы с </w:t>
-            </w:r>
-            <w:r>
-              <w:rPr>
-                <w:rFonts w:eastAsia="Calibri"/>
-                <w:szCs w:val="28"/>
-                <w:lang w:val="en-US"/>
-              </w:rPr>
-              <w:t>React</w:t>
+              </w:rPr>
+              <w:t>Уведомление</w:t>
             </w:r>
             <w:r>
               <w:rPr>
@@ -1838,417 +2650,8 @@
               </w:rPr>
               <w:t>.</w:t>
             </w:r>
-          </w:p>
-          <w:p>
-            <w:pPr>
-              <w:pStyle w:val="a6"/>
-              <w:numPr>
-                <w:ilvl w:val="0"/>
-                <w:numId w:val="9"/>
-              </w:numPr>
-              <w:rPr>
-                <w:rFonts w:eastAsia="Calibri"/>
-                <w:szCs w:val="28"/>
-              </w:rPr>
-            </w:pPr>
-            <w:r>
-              <w:rPr>
-                <w:rFonts w:eastAsia="Calibri"/>
-                <w:szCs w:val="28"/>
-              </w:rPr>
-              <w:t>Читаемость кода</w:t>
-            </w:r>
-          </w:p>
-          <w:p>
-            <w:pPr>
-              <w:pStyle w:val="a6"/>
-              <w:numPr>
-                <w:ilvl w:val="0"/>
-                <w:numId w:val="9"/>
-              </w:numPr>
-              <w:rPr>
-                <w:rFonts w:eastAsia="Calibri"/>
-                <w:szCs w:val="28"/>
-              </w:rPr>
-            </w:pPr>
-            <w:r>
-              <w:rPr>
-                <w:rFonts w:eastAsia="Calibri"/>
-                <w:szCs w:val="28"/>
-              </w:rPr>
-              <w:t>Огромное сообщество - Готовые решения для типовых задач, библиотеки почти для любых потребностей</w:t>
-            </w:r>
-          </w:p>
-          <w:p>
-            <w:pPr>
-              <w:ind w:firstLine="0"/>
-              <w:rPr>
-                <w:rFonts w:eastAsia="Calibri"/>
-                <w:szCs w:val="28"/>
-              </w:rPr>
-            </w:pPr>
-          </w:p>
-          <w:p>
-            <w:pPr>
-              <w:ind w:firstLine="0"/>
-              <w:rPr>
-                <w:rFonts w:eastAsia="Calibri"/>
-                <w:szCs w:val="28"/>
-              </w:rPr>
-            </w:pPr>
-            <w:r>
-              <w:rPr>
-                <w:rFonts w:eastAsia="Calibri"/>
-                <w:szCs w:val="28"/>
-              </w:rPr>
-              <w:t xml:space="preserve">Почему PHP и </w:t>
-            </w:r>
-            <w:proofErr w:type="spellStart"/>
-            <w:r>
-              <w:rPr>
-                <w:rFonts w:eastAsia="Calibri"/>
-                <w:szCs w:val="28"/>
-              </w:rPr>
-              <w:t>Laravel</w:t>
-            </w:r>
-            <w:proofErr w:type="spellEnd"/>
-            <w:r>
-              <w:rPr>
-                <w:rFonts w:eastAsia="Calibri"/>
-                <w:szCs w:val="28"/>
-              </w:rPr>
-              <w:t xml:space="preserve"> для </w:t>
-            </w:r>
-            <w:proofErr w:type="spellStart"/>
-            <w:r>
-              <w:rPr>
-                <w:rFonts w:eastAsia="Calibri"/>
-                <w:szCs w:val="28"/>
-              </w:rPr>
-              <w:t>бэкенда</w:t>
-            </w:r>
-            <w:proofErr w:type="spellEnd"/>
-            <w:r>
-              <w:rPr>
-                <w:rFonts w:eastAsia="Calibri"/>
-                <w:szCs w:val="28"/>
-              </w:rPr>
-              <w:t>:</w:t>
-            </w:r>
-          </w:p>
-          <w:p>
-            <w:pPr>
-              <w:pStyle w:val="a6"/>
-              <w:numPr>
-                <w:ilvl w:val="0"/>
-                <w:numId w:val="8"/>
-              </w:numPr>
-              <w:rPr>
-                <w:rFonts w:eastAsia="Calibri"/>
-                <w:szCs w:val="28"/>
-              </w:rPr>
-            </w:pPr>
-            <w:r>
-              <w:rPr>
-                <w:rFonts w:eastAsia="Calibri"/>
-                <w:szCs w:val="28"/>
-              </w:rPr>
-              <w:t>Скорость разработки</w:t>
-            </w:r>
-            <w:r>
-              <w:rPr>
-                <w:rFonts w:eastAsia="Calibri"/>
-                <w:szCs w:val="28"/>
-              </w:rPr>
-              <w:t xml:space="preserve"> – </w:t>
-            </w:r>
-            <w:proofErr w:type="spellStart"/>
-            <w:r>
-              <w:rPr>
-                <w:rFonts w:eastAsia="Calibri"/>
-                <w:szCs w:val="28"/>
-                <w:lang w:val="en-US"/>
-              </w:rPr>
-              <w:t>Laravel</w:t>
-            </w:r>
-            <w:proofErr w:type="spellEnd"/>
-            <w:r>
-              <w:rPr>
-                <w:rFonts w:eastAsia="Calibri"/>
-                <w:szCs w:val="28"/>
-              </w:rPr>
-              <w:t xml:space="preserve"> </w:t>
-            </w:r>
-            <w:r>
-              <w:rPr>
-                <w:rFonts w:eastAsia="Calibri"/>
-                <w:szCs w:val="28"/>
-              </w:rPr>
-              <w:t xml:space="preserve">предоставляет готовые компоненты: </w:t>
-            </w:r>
-            <w:r>
-              <w:rPr>
-                <w:rFonts w:eastAsia="Calibri"/>
-                <w:szCs w:val="28"/>
-              </w:rPr>
-              <w:t>аутентификацию, миграции, маршрутизацию, защиту</w:t>
-            </w:r>
-            <w:r>
-              <w:rPr>
-                <w:rFonts w:eastAsia="Calibri"/>
-                <w:szCs w:val="28"/>
-              </w:rPr>
-              <w:t>.</w:t>
-            </w:r>
-          </w:p>
-          <w:p>
-            <w:pPr>
-              <w:pStyle w:val="a6"/>
-              <w:numPr>
-                <w:ilvl w:val="0"/>
-                <w:numId w:val="8"/>
-              </w:numPr>
-              <w:rPr>
-                <w:rFonts w:eastAsia="Calibri"/>
-                <w:szCs w:val="28"/>
-              </w:rPr>
-            </w:pPr>
-            <w:r>
-              <w:rPr>
-                <w:rFonts w:eastAsia="Calibri"/>
-                <w:szCs w:val="28"/>
-              </w:rPr>
-              <w:t>Соответствие требованиям безопасности</w:t>
-            </w:r>
-            <w:r>
-              <w:rPr>
-                <w:rFonts w:eastAsia="Calibri"/>
-                <w:szCs w:val="28"/>
-              </w:rPr>
-              <w:t xml:space="preserve"> - </w:t>
-            </w:r>
-            <w:proofErr w:type="spellStart"/>
-            <w:r>
-              <w:rPr>
-                <w:rFonts w:eastAsia="Calibri"/>
-                <w:szCs w:val="28"/>
-              </w:rPr>
-              <w:t>хэширование</w:t>
-            </w:r>
-            <w:proofErr w:type="spellEnd"/>
-            <w:r>
-              <w:rPr>
-                <w:rFonts w:eastAsia="Calibri"/>
-                <w:szCs w:val="28"/>
-              </w:rPr>
-              <w:t xml:space="preserve"> паролей, ролевая модель (</w:t>
-            </w:r>
-            <w:r>
-              <w:rPr>
-                <w:rFonts w:eastAsia="Calibri"/>
-                <w:szCs w:val="28"/>
-                <w:lang w:val="en-US"/>
-              </w:rPr>
-              <w:t>user</w:t>
-            </w:r>
-            <w:r>
-              <w:rPr>
-                <w:rFonts w:eastAsia="Calibri"/>
-                <w:szCs w:val="28"/>
-              </w:rPr>
-              <w:t>_</w:t>
-            </w:r>
-            <w:r>
-              <w:rPr>
-                <w:rFonts w:eastAsia="Calibri"/>
-                <w:szCs w:val="28"/>
-                <w:lang w:val="en-US"/>
-              </w:rPr>
-              <w:t>types</w:t>
-            </w:r>
-            <w:r>
-              <w:rPr>
-                <w:rFonts w:eastAsia="Calibri"/>
-                <w:szCs w:val="28"/>
-              </w:rPr>
-              <w:t xml:space="preserve">), защита от </w:t>
-            </w:r>
-            <w:r>
-              <w:rPr>
-                <w:rFonts w:eastAsia="Calibri"/>
-                <w:szCs w:val="28"/>
-                <w:lang w:val="en-US"/>
-              </w:rPr>
-              <w:t>SQL</w:t>
-            </w:r>
-            <w:r>
-              <w:rPr>
-                <w:rFonts w:eastAsia="Calibri"/>
-                <w:szCs w:val="28"/>
-              </w:rPr>
-              <w:t>-инъекций.</w:t>
-            </w:r>
-          </w:p>
-          <w:p>
-            <w:pPr>
-              <w:pStyle w:val="a6"/>
-              <w:numPr>
-                <w:ilvl w:val="0"/>
-                <w:numId w:val="8"/>
-              </w:numPr>
-              <w:rPr>
-                <w:rFonts w:eastAsia="Calibri"/>
-                <w:szCs w:val="28"/>
-              </w:rPr>
-            </w:pPr>
-            <w:r>
-              <w:rPr>
-                <w:rFonts w:eastAsia="Calibri"/>
-                <w:szCs w:val="28"/>
-              </w:rPr>
-              <w:t xml:space="preserve">Удобство работы с БД </w:t>
-            </w:r>
-            <w:r>
-              <w:rPr>
-                <w:rFonts w:eastAsia="Calibri"/>
-                <w:szCs w:val="28"/>
-              </w:rPr>
-              <w:t xml:space="preserve">- </w:t>
-            </w:r>
-            <w:proofErr w:type="spellStart"/>
-            <w:r>
-              <w:rPr>
-                <w:rFonts w:eastAsia="Calibri"/>
-                <w:szCs w:val="28"/>
-              </w:rPr>
-              <w:t>хэширование</w:t>
-            </w:r>
-            <w:proofErr w:type="spellEnd"/>
-            <w:r>
-              <w:rPr>
-                <w:rFonts w:eastAsia="Calibri"/>
-                <w:szCs w:val="28"/>
-              </w:rPr>
-              <w:t xml:space="preserve"> паролей (</w:t>
-            </w:r>
-            <w:proofErr w:type="spellStart"/>
-            <w:r>
-              <w:rPr>
-                <w:rFonts w:eastAsia="Calibri"/>
-                <w:szCs w:val="28"/>
-                <w:lang w:val="en-US"/>
-              </w:rPr>
-              <w:t>bcrypt</w:t>
-            </w:r>
-            <w:proofErr w:type="spellEnd"/>
-            <w:r>
-              <w:rPr>
-                <w:rFonts w:eastAsia="Calibri"/>
-                <w:szCs w:val="28"/>
-              </w:rPr>
-              <w:t>), ролевая модель (</w:t>
-            </w:r>
-            <w:r>
-              <w:rPr>
-                <w:rFonts w:eastAsia="Calibri"/>
-                <w:szCs w:val="28"/>
-                <w:lang w:val="en-US"/>
-              </w:rPr>
-              <w:t>user</w:t>
-            </w:r>
-            <w:r>
-              <w:rPr>
-                <w:rFonts w:eastAsia="Calibri"/>
-                <w:szCs w:val="28"/>
-              </w:rPr>
-              <w:t>_</w:t>
-            </w:r>
-            <w:r>
-              <w:rPr>
-                <w:rFonts w:eastAsia="Calibri"/>
-                <w:szCs w:val="28"/>
-                <w:lang w:val="en-US"/>
-              </w:rPr>
-              <w:t>types</w:t>
-            </w:r>
-            <w:r>
-              <w:rPr>
-                <w:rFonts w:eastAsia="Calibri"/>
-                <w:szCs w:val="28"/>
-              </w:rPr>
-              <w:t xml:space="preserve">), защита от </w:t>
-            </w:r>
-            <w:r>
-              <w:rPr>
-                <w:rFonts w:eastAsia="Calibri"/>
-                <w:szCs w:val="28"/>
-                <w:lang w:val="en-US"/>
-              </w:rPr>
-              <w:t>SQL</w:t>
-            </w:r>
-            <w:r>
-              <w:rPr>
-                <w:rFonts w:eastAsia="Calibri"/>
-                <w:szCs w:val="28"/>
-              </w:rPr>
-              <w:t xml:space="preserve">-инъекций через </w:t>
-            </w:r>
-            <w:r>
-              <w:rPr>
-                <w:rFonts w:eastAsia="Calibri"/>
-                <w:szCs w:val="28"/>
-                <w:lang w:val="en-US"/>
-              </w:rPr>
-              <w:t>Eloquent</w:t>
-            </w:r>
-            <w:r>
-              <w:rPr>
-                <w:rFonts w:eastAsia="Calibri"/>
-                <w:szCs w:val="28"/>
-              </w:rPr>
-              <w:t>.</w:t>
-            </w:r>
-          </w:p>
-          <w:p>
-            <w:pPr>
-              <w:pStyle w:val="a6"/>
-              <w:numPr>
-                <w:ilvl w:val="0"/>
-                <w:numId w:val="8"/>
-              </w:numPr>
-              <w:rPr>
-                <w:rFonts w:eastAsia="Calibri"/>
-                <w:szCs w:val="28"/>
-              </w:rPr>
-            </w:pPr>
-            <w:r>
-              <w:rPr>
-                <w:rFonts w:eastAsia="Calibri"/>
-                <w:szCs w:val="28"/>
-              </w:rPr>
-              <w:t>Большое сообщество и экосистема</w:t>
-            </w:r>
-            <w:r>
-              <w:rPr>
-                <w:rFonts w:eastAsia="Calibri"/>
-                <w:szCs w:val="28"/>
-              </w:rPr>
-              <w:t xml:space="preserve"> -</w:t>
-            </w:r>
-            <w:r>
-              <w:rPr>
-                <w:rFonts w:eastAsia="Calibri"/>
-                <w:szCs w:val="28"/>
-              </w:rPr>
-              <w:t xml:space="preserve"> </w:t>
-            </w:r>
-            <w:r>
-              <w:rPr>
-                <w:rFonts w:eastAsia="Calibri"/>
-                <w:szCs w:val="28"/>
-              </w:rPr>
-              <w:t>множество готовых пакетов, обширная документация.</w:t>
-            </w:r>
+            <w:bookmarkStart w:id="0" w:name="_GoBack"/>
+            <w:bookmarkEnd w:id="0"/>
           </w:p>
         </w:tc>
       </w:tr>
@@ -2294,10 +2697,9 @@
               <w:rPr>
                 <w:rFonts w:eastAsia="Calibri"/>
                 <w:b/>
-                <w:bCs/>
-                <w:szCs w:val="28"/>
-              </w:rPr>
-              <w:t>Способ хранения данных</w:t>
+                <w:szCs w:val="28"/>
+              </w:rPr>
+              <w:t>Главная страница</w:t>
             </w:r>
           </w:p>
         </w:tc>
@@ -2320,279 +2722,55 @@
                 <w:rFonts w:eastAsia="Calibri"/>
                 <w:szCs w:val="28"/>
               </w:rPr>
-              <w:t>Основны</w:t>
-            </w:r>
-            <w:r>
-              <w:rPr>
-                <w:rFonts w:eastAsia="Calibri"/>
-                <w:szCs w:val="28"/>
-              </w:rPr>
-              <w:t>е сущности информационной базы:</w:t>
-            </w:r>
-          </w:p>
-          <w:p>
-            <w:pPr>
-              <w:ind w:firstLine="0"/>
-              <w:rPr>
-                <w:rFonts w:eastAsia="Calibri"/>
-                <w:szCs w:val="28"/>
-              </w:rPr>
-            </w:pPr>
-            <w:r>
-              <w:rPr>
-                <w:rFonts w:eastAsia="Calibri"/>
-                <w:szCs w:val="28"/>
-              </w:rPr>
-              <w:lastRenderedPageBreak/>
-              <w:t>1.</w:t>
-            </w:r>
-            <w:r>
-              <w:rPr>
-                <w:rFonts w:eastAsia="Calibri"/>
-                <w:szCs w:val="28"/>
-              </w:rPr>
-              <w:tab/>
-              <w:t>Пользователь</w:t>
-            </w:r>
-          </w:p>
-          <w:p>
-            <w:pPr>
-              <w:ind w:firstLine="0"/>
-              <w:rPr>
-                <w:rFonts w:eastAsia="Calibri"/>
-                <w:szCs w:val="28"/>
-              </w:rPr>
-            </w:pPr>
-            <w:r>
-              <w:rPr>
-                <w:rFonts w:eastAsia="Calibri"/>
-                <w:szCs w:val="28"/>
-              </w:rPr>
-              <w:t>2.</w:t>
-            </w:r>
-            <w:r>
-              <w:rPr>
-                <w:rFonts w:eastAsia="Calibri"/>
-                <w:szCs w:val="28"/>
-              </w:rPr>
-              <w:tab/>
-              <w:t>Тип пользователя</w:t>
-            </w:r>
-          </w:p>
-          <w:p>
-            <w:pPr>
-              <w:ind w:firstLine="0"/>
-              <w:rPr>
-                <w:rFonts w:eastAsia="Calibri"/>
-                <w:szCs w:val="28"/>
-              </w:rPr>
-            </w:pPr>
-            <w:r>
-              <w:rPr>
-                <w:rFonts w:eastAsia="Calibri"/>
-                <w:szCs w:val="28"/>
-              </w:rPr>
-              <w:t>3.</w:t>
-            </w:r>
-            <w:r>
-              <w:rPr>
-                <w:rFonts w:eastAsia="Calibri"/>
-                <w:szCs w:val="28"/>
-              </w:rPr>
-              <w:tab/>
-              <w:t>Профиль клиента</w:t>
-            </w:r>
-          </w:p>
-          <w:p>
-            <w:pPr>
-              <w:ind w:firstLine="0"/>
-              <w:rPr>
-                <w:rFonts w:eastAsia="Calibri"/>
-                <w:szCs w:val="28"/>
-              </w:rPr>
-            </w:pPr>
-            <w:r>
-              <w:rPr>
-                <w:rFonts w:eastAsia="Calibri"/>
-                <w:szCs w:val="28"/>
-              </w:rPr>
-              <w:t>4.</w:t>
-            </w:r>
-            <w:r>
-              <w:rPr>
-                <w:rFonts w:eastAsia="Calibri"/>
-                <w:szCs w:val="28"/>
-              </w:rPr>
-              <w:tab/>
-              <w:t>Категории прав клиента</w:t>
-            </w:r>
-          </w:p>
-          <w:p>
-            <w:pPr>
-              <w:ind w:firstLine="0"/>
-              <w:rPr>
-                <w:rFonts w:eastAsia="Calibri"/>
-                <w:szCs w:val="28"/>
-              </w:rPr>
-            </w:pPr>
-            <w:r>
-              <w:rPr>
-                <w:rFonts w:eastAsia="Calibri"/>
-                <w:szCs w:val="28"/>
-              </w:rPr>
-              <w:t>5.</w:t>
-            </w:r>
-            <w:r>
-              <w:rPr>
-                <w:rFonts w:eastAsia="Calibri"/>
-                <w:szCs w:val="28"/>
-              </w:rPr>
-              <w:tab/>
-              <w:t>Транспортное средство</w:t>
-            </w:r>
-          </w:p>
-          <w:p>
-            <w:pPr>
-              <w:ind w:firstLine="0"/>
-              <w:rPr>
-                <w:rFonts w:eastAsia="Calibri"/>
-                <w:szCs w:val="28"/>
-              </w:rPr>
-            </w:pPr>
-            <w:r>
-              <w:rPr>
-                <w:rFonts w:eastAsia="Calibri"/>
-                <w:szCs w:val="28"/>
-              </w:rPr>
-              <w:t>6.</w:t>
-            </w:r>
-            <w:r>
-              <w:rPr>
-                <w:rFonts w:eastAsia="Calibri"/>
-                <w:szCs w:val="28"/>
-              </w:rPr>
-              <w:tab/>
-              <w:t xml:space="preserve">Категория транспортного средства </w:t>
-            </w:r>
-          </w:p>
-          <w:p>
-            <w:pPr>
-              <w:ind w:firstLine="0"/>
-              <w:rPr>
-                <w:rFonts w:eastAsia="Calibri"/>
-                <w:szCs w:val="28"/>
-              </w:rPr>
-            </w:pPr>
-            <w:r>
-              <w:rPr>
-                <w:rFonts w:eastAsia="Calibri"/>
-                <w:szCs w:val="28"/>
-              </w:rPr>
-              <w:t>7.</w:t>
-            </w:r>
-            <w:r>
-              <w:rPr>
-                <w:rFonts w:eastAsia="Calibri"/>
-                <w:szCs w:val="28"/>
-              </w:rPr>
-              <w:tab/>
-              <w:t>Тип полиса</w:t>
-            </w:r>
-          </w:p>
-          <w:p>
-            <w:pPr>
-              <w:ind w:firstLine="0"/>
-              <w:rPr>
-                <w:rFonts w:eastAsia="Calibri"/>
-                <w:szCs w:val="28"/>
-              </w:rPr>
-            </w:pPr>
-            <w:r>
-              <w:rPr>
-                <w:rFonts w:eastAsia="Calibri"/>
-                <w:szCs w:val="28"/>
-              </w:rPr>
-              <w:t>8.</w:t>
-            </w:r>
-            <w:r>
-              <w:rPr>
-                <w:rFonts w:eastAsia="Calibri"/>
-                <w:szCs w:val="28"/>
-              </w:rPr>
-              <w:tab/>
-              <w:t>Тариф</w:t>
-            </w:r>
-          </w:p>
-          <w:p>
-            <w:pPr>
-              <w:ind w:firstLine="0"/>
-              <w:rPr>
-                <w:rFonts w:eastAsia="Calibri"/>
-                <w:szCs w:val="28"/>
-              </w:rPr>
-            </w:pPr>
-            <w:r>
-              <w:rPr>
-                <w:rFonts w:eastAsia="Calibri"/>
-                <w:szCs w:val="28"/>
-              </w:rPr>
-              <w:t>9.</w:t>
-            </w:r>
-            <w:r>
-              <w:rPr>
-                <w:rFonts w:eastAsia="Calibri"/>
-                <w:szCs w:val="28"/>
-              </w:rPr>
-              <w:tab/>
-              <w:t>Полис</w:t>
-            </w:r>
-          </w:p>
-          <w:p>
-            <w:pPr>
-              <w:ind w:firstLine="0"/>
-              <w:rPr>
-                <w:rFonts w:eastAsia="Calibri"/>
-                <w:szCs w:val="28"/>
-              </w:rPr>
-            </w:pPr>
-            <w:r>
-              <w:rPr>
-                <w:rFonts w:eastAsia="Calibri"/>
-                <w:szCs w:val="28"/>
-              </w:rPr>
-              <w:t>10.</w:t>
-            </w:r>
-            <w:r>
-              <w:rPr>
-                <w:rFonts w:eastAsia="Calibri"/>
-                <w:szCs w:val="28"/>
-              </w:rPr>
-              <w:tab/>
-              <w:t>Страховой случай</w:t>
-            </w:r>
-          </w:p>
-          <w:p>
-            <w:pPr>
-              <w:ind w:firstLine="0"/>
-              <w:rPr>
-                <w:rFonts w:eastAsia="Calibri"/>
-                <w:szCs w:val="28"/>
-              </w:rPr>
-            </w:pPr>
-            <w:r>
-              <w:rPr>
-                <w:rFonts w:eastAsia="Calibri"/>
-                <w:szCs w:val="28"/>
-              </w:rPr>
-              <w:t>11.</w:t>
-            </w:r>
-            <w:r>
-              <w:rPr>
-                <w:rFonts w:eastAsia="Calibri"/>
-                <w:szCs w:val="28"/>
-              </w:rPr>
-              <w:tab/>
-              <w:t>Уведомление</w:t>
+              <w:t xml:space="preserve">На главной странице пользователь может перейти на страницу «О компании», перейти </w:t>
+            </w:r>
+            <w:proofErr w:type="gramStart"/>
+            <w:r>
+              <w:rPr>
+                <w:rFonts w:eastAsia="Calibri"/>
+                <w:szCs w:val="28"/>
+              </w:rPr>
+              <w:t>в</w:t>
+            </w:r>
+            <w:proofErr w:type="gramEnd"/>
+            <w:r>
+              <w:rPr>
+                <w:rFonts w:eastAsia="Calibri"/>
+                <w:szCs w:val="28"/>
+              </w:rPr>
+              <w:t xml:space="preserve"> </w:t>
+            </w:r>
+            <w:proofErr w:type="gramStart"/>
+            <w:r>
+              <w:rPr>
+                <w:rFonts w:eastAsia="Calibri"/>
+                <w:szCs w:val="28"/>
+              </w:rPr>
+              <w:t>калькулятор</w:t>
+            </w:r>
+            <w:proofErr w:type="gramEnd"/>
+            <w:r>
+              <w:rPr>
+                <w:rFonts w:eastAsia="Calibri"/>
+                <w:szCs w:val="28"/>
+              </w:rPr>
+              <w:t xml:space="preserve"> расчёта полиса, а также на </w:t>
+            </w:r>
+            <w:proofErr w:type="spellStart"/>
+            <w:r>
+              <w:rPr>
+                <w:rFonts w:eastAsia="Calibri"/>
+                <w:szCs w:val="28"/>
+              </w:rPr>
+              <w:t>странциы</w:t>
+            </w:r>
+            <w:proofErr w:type="spellEnd"/>
+            <w:r>
+              <w:rPr>
+                <w:rFonts w:eastAsia="Calibri"/>
+                <w:szCs w:val="28"/>
+              </w:rPr>
+              <w:t xml:space="preserve"> регистрации и авторизации.</w:t>
             </w:r>
           </w:p>
         </w:tc>
@@ -2617,7 +2795,6 @@
                 <w:b/>
                 <w:szCs w:val="28"/>
               </w:rPr>
-              <w:lastRenderedPageBreak/>
               <w:t>1</w:t>
             </w:r>
             <w:r>
@@ -2642,7 +2819,7 @@
                 <w:b/>
                 <w:szCs w:val="28"/>
               </w:rPr>
-              <w:t>Главная страница</w:t>
+              <w:t>О компании</w:t>
             </w:r>
           </w:p>
         </w:tc>
@@ -2656,64 +2833,14 @@
             <w:pPr>
               <w:ind w:firstLine="0"/>
               <w:rPr>
-                <w:rFonts w:eastAsia="Calibri"/>
-                <w:szCs w:val="28"/>
-              </w:rPr>
-            </w:pPr>
-            <w:r>
-              <w:rPr>
-                <w:rFonts w:eastAsia="Calibri"/>
-                <w:szCs w:val="28"/>
-              </w:rPr>
-              <w:t xml:space="preserve">На главной странице пользователь может перейти на страницу «О компании», перейти </w:t>
-            </w:r>
-            <w:proofErr w:type="gramStart"/>
-            <w:r>
-              <w:rPr>
-                <w:rFonts w:eastAsia="Calibri"/>
-                <w:szCs w:val="28"/>
-              </w:rPr>
-              <w:t>в</w:t>
-            </w:r>
-            <w:proofErr w:type="gramEnd"/>
-            <w:r>
-              <w:rPr>
-                <w:rFonts w:eastAsia="Calibri"/>
-                <w:szCs w:val="28"/>
-              </w:rPr>
-              <w:t xml:space="preserve"> </w:t>
-            </w:r>
-            <w:proofErr w:type="gramStart"/>
-            <w:r>
-              <w:rPr>
-                <w:rFonts w:eastAsia="Calibri"/>
-                <w:szCs w:val="28"/>
-              </w:rPr>
-              <w:t>калькулятор</w:t>
-            </w:r>
-            <w:proofErr w:type="gramEnd"/>
-            <w:r>
-              <w:rPr>
-                <w:rFonts w:eastAsia="Calibri"/>
-                <w:szCs w:val="28"/>
-              </w:rPr>
-              <w:t xml:space="preserve"> расчёта полиса, а также на </w:t>
-            </w:r>
-            <w:proofErr w:type="spellStart"/>
-            <w:r>
-              <w:rPr>
-                <w:rFonts w:eastAsia="Calibri"/>
-                <w:szCs w:val="28"/>
-              </w:rPr>
-              <w:t>странциы</w:t>
-            </w:r>
-            <w:proofErr w:type="spellEnd"/>
-            <w:r>
-              <w:rPr>
-                <w:rFonts w:eastAsia="Calibri"/>
-                <w:szCs w:val="28"/>
-              </w:rPr>
-              <w:t xml:space="preserve"> регистрации и авторизации.</w:t>
+                <w:szCs w:val="28"/>
+              </w:rPr>
+            </w:pPr>
+            <w:r>
+              <w:rPr>
+                <w:szCs w:val="28"/>
+              </w:rPr>
+              <w:t>Это информационная страница, служащая для того, чтобы пользователь был лучше ознакомлен с компанией.</w:t>
             </w:r>
           </w:p>
         </w:tc>
@@ -2727,8 +2854,6 @@
             <w:pPr>
               <w:ind w:firstLine="0"/>
               <w:rPr>
-                <w:rFonts w:eastAsia="Calibri"/>
-                <w:b/>
                 <w:szCs w:val="28"/>
               </w:rPr>
             </w:pPr>
@@ -2776,7 +2901,6 @@
             <w:pPr>
               <w:ind w:firstLine="0"/>
               <w:rPr>
-                <w:rFonts w:eastAsia="Calibri"/>
                 <w:szCs w:val="28"/>
               </w:rPr>
             </w:pPr>
@@ -2831,8 +2955,6 @@
             <w:pPr>
               <w:ind w:firstLine="0"/>
               <w:rPr>
-                <w:rFonts w:eastAsia="Calibri"/>
-                <w:b/>
                 <w:szCs w:val="28"/>
               </w:rPr>
             </w:pPr>
@@ -2880,7 +3002,6 @@
             <w:pPr>
               <w:ind w:firstLine="0"/>
               <w:rPr>
-                <w:rFonts w:eastAsia="Calibri"/>
                 <w:szCs w:val="28"/>
               </w:rPr>
             </w:pPr>
@@ -2903,8 +3024,6 @@
             <w:pPr>
               <w:ind w:firstLine="0"/>
               <w:rPr>
-                <w:rFonts w:eastAsia="Calibri"/>
-                <w:b/>
                 <w:szCs w:val="28"/>
               </w:rPr>
             </w:pPr>
@@ -2938,7 +3057,23 @@
                 <w:b/>
                 <w:szCs w:val="28"/>
               </w:rPr>
-              <w:t>О компании</w:t>
+              <w:t xml:space="preserve">Расчёт </w:t>
+            </w:r>
+            <w:r>
+              <w:rPr>
+                <w:rFonts w:eastAsia="Calibri"/>
+                <w:b/>
+                <w:szCs w:val="28"/>
+              </w:rPr>
+              <w:t xml:space="preserve">стоимости </w:t>
+            </w:r>
+            <w:r>
+              <w:rPr>
+                <w:rFonts w:eastAsia="Calibri"/>
+                <w:b/>
+                <w:szCs w:val="28"/>
+              </w:rPr>
+              <w:t>полиса</w:t>
             </w:r>
           </w:p>
         </w:tc>
@@ -2959,7 +3094,38 @@
               <w:rPr>
                 <w:szCs w:val="28"/>
               </w:rPr>
-              <w:t>Это информационная страница, служащая для того, чтобы пользователь был лучше ознакомлен с компанией.</w:t>
+              <w:t>Здесь производится расчёт полисов в калькуляторе. После расчёта цены полиса если пользователь авторизован, он сразу попадает на страницу оплаты, если не авторизован, то попадает на страницу регистрации, и уже после регистрации он может сразу оплатить полис. И</w:t>
+            </w:r>
+            <w:r>
+              <w:rPr>
+                <w:szCs w:val="28"/>
+              </w:rPr>
+              <w:t>нформация о его автомобиле и по</w:t>
+            </w:r>
+            <w:r>
+              <w:rPr>
+                <w:szCs w:val="28"/>
+              </w:rPr>
+              <w:t>л</w:t>
+            </w:r>
+            <w:r>
+              <w:rPr>
+                <w:szCs w:val="28"/>
+              </w:rPr>
+              <w:t>исе сохрани</w:t>
+            </w:r>
+            <w:r>
+              <w:rPr>
+                <w:szCs w:val="28"/>
+              </w:rPr>
+              <w:t xml:space="preserve">ться и ему не надо будет заново вводить свои </w:t>
+            </w:r>
+            <w:r>
+              <w:rPr>
+                <w:szCs w:val="28"/>
+              </w:rPr>
+              <w:lastRenderedPageBreak/>
+              <w:t>данные.</w:t>
             </w:r>
           </w:p>
         </w:tc>
@@ -2982,6 +3148,7 @@
                 <w:b/>
                 <w:szCs w:val="28"/>
               </w:rPr>
+              <w:lastRenderedPageBreak/>
               <w:t>1</w:t>
             </w:r>
             <w:r>
@@ -3006,7 +3173,31 @@
                 <w:b/>
                 <w:szCs w:val="28"/>
               </w:rPr>
-              <w:t>Расчёт и оплата полиса</w:t>
+              <w:t>О</w:t>
+            </w:r>
+            <w:r>
+              <w:rPr>
+                <w:rFonts w:eastAsia="Calibri"/>
+                <w:b/>
+                <w:szCs w:val="28"/>
+              </w:rPr>
+              <w:t>плата</w:t>
+            </w:r>
+            <w:r>
+              <w:rPr>
+                <w:rFonts w:eastAsia="Calibri"/>
+                <w:b/>
+                <w:szCs w:val="28"/>
+              </w:rPr>
+              <w:t xml:space="preserve"> </w:t>
+            </w:r>
+            <w:r>
+              <w:rPr>
+                <w:rFonts w:eastAsia="Calibri"/>
+                <w:b/>
+                <w:szCs w:val="28"/>
+              </w:rPr>
+              <w:t xml:space="preserve">полиса </w:t>
             </w:r>
           </w:p>
         </w:tc>
@@ -3027,28 +3218,7 @@
               <w:rPr>
                 <w:szCs w:val="28"/>
               </w:rPr>
-              <w:t xml:space="preserve">Здесь производится расчёт полисов в калькуляторе. После расчёта цены полиса если пользователь авторизован, он сразу попадает на страницу оплаты, если не авторизован, то попадает на страницу регистрации, и уже </w:t>
-            </w:r>
-            <w:r>
-              <w:rPr>
-                <w:szCs w:val="28"/>
-              </w:rPr>
-              <w:lastRenderedPageBreak/>
-              <w:t xml:space="preserve">после регистрации он может сразу оплатить полис. Информация о его автомобиле и </w:t>
-            </w:r>
-            <w:proofErr w:type="spellStart"/>
-            <w:r>
-              <w:rPr>
-                <w:szCs w:val="28"/>
-              </w:rPr>
-              <w:t>поилсе</w:t>
-            </w:r>
-            <w:proofErr w:type="spellEnd"/>
-            <w:r>
-              <w:rPr>
-                <w:szCs w:val="28"/>
-              </w:rPr>
-              <w:t xml:space="preserve"> сохраняться и ему не надо будет заново вводить свои данные.</w:t>
+              <w:t>Это страница оплаты, где пользователь может сверить данные об оплачиваемом полисе, и, введя данные своей карты, оплатить полис.</w:t>
             </w:r>
           </w:p>
         </w:tc>
@@ -3071,7 +3241,6 @@
                 <w:b/>
                 <w:szCs w:val="28"/>
               </w:rPr>
-              <w:lastRenderedPageBreak/>
               <w:t>1</w:t>
             </w:r>
             <w:r>
@@ -3164,7 +3333,7 @@
                 <w:b/>
                 <w:szCs w:val="28"/>
               </w:rPr>
-              <w:t>Админ-панель и панель страхового агента</w:t>
+              <w:t>Админ-панель</w:t>
             </w:r>
           </w:p>
         </w:tc>
@@ -3185,21 +3354,43 @@
               <w:rPr>
                 <w:szCs w:val="28"/>
               </w:rPr>
-              <w:t xml:space="preserve">Это страницы для администратора и агента. Админ, в отличие от сотрудника может менять тарифы, типы пользователей, а сотрудник может отправлять уведомления </w:t>
-            </w:r>
-            <w:proofErr w:type="spellStart"/>
-            <w:r>
-              <w:rPr>
-                <w:szCs w:val="28"/>
-              </w:rPr>
-              <w:t>пользвоателям</w:t>
-            </w:r>
-            <w:proofErr w:type="spellEnd"/>
+              <w:t>Это страниц</w:t>
+            </w:r>
+            <w:r>
+              <w:rPr>
+                <w:szCs w:val="28"/>
+              </w:rPr>
+              <w:t>а</w:t>
+            </w:r>
+            <w:r>
+              <w:rPr>
+                <w:szCs w:val="28"/>
+              </w:rPr>
+              <w:t xml:space="preserve"> для администрато</w:t>
+            </w:r>
+            <w:r>
+              <w:rPr>
+                <w:szCs w:val="28"/>
+              </w:rPr>
+              <w:t>ра</w:t>
+            </w:r>
+            <w:r>
+              <w:rPr>
+                <w:szCs w:val="28"/>
+              </w:rPr>
+              <w:t>. Админ, в отличие от сотрудника может менять тарифы, типы пользователей</w:t>
+            </w:r>
             <w:r>
               <w:rPr>
                 <w:szCs w:val="28"/>
               </w:rPr>
               <w:t>.</w:t>
+            </w:r>
+            <w:r>
+              <w:rPr>
+                <w:szCs w:val="28"/>
+              </w:rPr>
+              <w:t xml:space="preserve"> </w:t>
             </w:r>
           </w:p>
         </w:tc>
@@ -3213,8 +3404,6 @@
             <w:pPr>
               <w:ind w:firstLine="0"/>
               <w:rPr>
-                <w:rFonts w:eastAsia="Calibri"/>
-                <w:b/>
                 <w:szCs w:val="28"/>
               </w:rPr>
             </w:pPr>
@@ -3225,6 +3414,148 @@
                 <w:szCs w:val="28"/>
               </w:rPr>
               <w:t>20</w:t>
+            </w:r>
+            <w:r>
+              <w:rPr>
+                <w:rFonts w:eastAsia="Calibri"/>
+                <w:b/>
+                <w:szCs w:val="28"/>
+              </w:rPr>
+              <w:t xml:space="preserve"> слайд. </w:t>
+            </w:r>
+            <w:r>
+              <w:rPr>
+                <w:rFonts w:eastAsia="Calibri"/>
+                <w:b/>
+                <w:szCs w:val="28"/>
+              </w:rPr>
+              <w:t>П</w:t>
+            </w:r>
+            <w:r>
+              <w:rPr>
+                <w:rFonts w:eastAsia="Calibri"/>
+                <w:b/>
+                <w:szCs w:val="28"/>
+              </w:rPr>
+              <w:t>анель страхового агента</w:t>
+            </w:r>
+          </w:p>
+        </w:tc>
+      </w:tr>
+      <w:tr>
+        <w:tc>
+          <w:tcPr>
+            <w:tcW w:w="9628" w:type="dxa"/>
+          </w:tcPr>
+          <w:p>
+            <w:pPr>
+              <w:ind w:firstLine="0"/>
+              <w:rPr>
+                <w:szCs w:val="28"/>
+              </w:rPr>
+            </w:pPr>
+            <w:r>
+              <w:rPr>
+                <w:szCs w:val="28"/>
+              </w:rPr>
+              <w:t>Это страниц</w:t>
+            </w:r>
+            <w:r>
+              <w:rPr>
+                <w:szCs w:val="28"/>
+              </w:rPr>
+              <w:t xml:space="preserve">а </w:t>
+            </w:r>
+            <w:r>
+              <w:rPr>
+                <w:szCs w:val="28"/>
+              </w:rPr>
+              <w:t xml:space="preserve">для </w:t>
+            </w:r>
+            <w:r>
+              <w:rPr>
+                <w:szCs w:val="28"/>
+              </w:rPr>
+              <w:t>страхового агента</w:t>
+            </w:r>
+            <w:r>
+              <w:rPr>
+                <w:szCs w:val="28"/>
+              </w:rPr>
+              <w:t xml:space="preserve">. </w:t>
+            </w:r>
+            <w:r>
+              <w:rPr>
+                <w:szCs w:val="28"/>
+              </w:rPr>
+              <w:t>С</w:t>
+            </w:r>
+            <w:r>
+              <w:rPr>
+                <w:szCs w:val="28"/>
+              </w:rPr>
+              <w:t>отрудник</w:t>
+            </w:r>
+            <w:r>
+              <w:rPr>
+                <w:szCs w:val="28"/>
+              </w:rPr>
+              <w:t>, в отличие от админа,</w:t>
+            </w:r>
+            <w:r>
+              <w:rPr>
+                <w:szCs w:val="28"/>
+              </w:rPr>
+              <w:t xml:space="preserve"> мож</w:t>
+            </w:r>
+            <w:r>
+              <w:rPr>
+                <w:szCs w:val="28"/>
+              </w:rPr>
+              <w:t>ет отправлять уведомления польз</w:t>
+            </w:r>
+            <w:r>
+              <w:rPr>
+                <w:szCs w:val="28"/>
+              </w:rPr>
+              <w:t>о</w:t>
+            </w:r>
+            <w:r>
+              <w:rPr>
+                <w:szCs w:val="28"/>
+              </w:rPr>
+              <w:t>в</w:t>
+            </w:r>
+            <w:r>
+              <w:rPr>
+                <w:szCs w:val="28"/>
+              </w:rPr>
+              <w:t>ателям.</w:t>
+            </w:r>
+          </w:p>
+        </w:tc>
+      </w:tr>
+      <w:tr>
+        <w:tc>
+          <w:tcPr>
+            <w:tcW w:w="9628" w:type="dxa"/>
+          </w:tcPr>
+          <w:p>
+            <w:pPr>
+              <w:ind w:firstLine="0"/>
+              <w:rPr>
+                <w:rFonts w:eastAsia="Calibri"/>
+                <w:b/>
+                <w:szCs w:val="28"/>
+              </w:rPr>
+            </w:pPr>
+            <w:r>
+              <w:rPr>
+                <w:rFonts w:eastAsia="Calibri"/>
+                <w:b/>
+                <w:szCs w:val="28"/>
+              </w:rPr>
+              <w:t>21</w:t>
             </w:r>
             <w:r>
               <w:rPr>
@@ -3466,7 +3797,7 @@
           <w:rPr>
             <w:noProof/>
           </w:rPr>
-          <w:t>2</w:t>
+          <w:t>4</w:t>
         </w:r>
         <w:r>
           <w:fldChar w:fldCharType="end"/>
@@ -5238,6 +5569,7 @@
   <w:style w:type="character" w:default="1" w:styleId="a1">
     <w:name w:val="Default Paragraph Font"/>
     <w:uiPriority w:val="1"/>
+    <w:semiHidden/>
     <w:unhideWhenUsed/>
   </w:style>
   <w:style w:type="table" w:default="1" w:styleId="a2">
@@ -5929,6 +6261,7 @@
     <w:name w:val="Абзац списка Знак"/>
     <w:basedOn w:val="a1"/>
     <w:link w:val="a6"/>
+    <w:uiPriority w:val="34"/>
     <w:qFormat/>
     <w:rsid w:val="00E550E9"/>
     <w:rPr>
@@ -6172,6 +6505,7 @@
   <w:style w:type="character" w:default="1" w:styleId="a1">
     <w:name w:val="Default Paragraph Font"/>
     <w:uiPriority w:val="1"/>
+    <w:semiHidden/>
     <w:unhideWhenUsed/>
   </w:style>
   <w:style w:type="table" w:default="1" w:styleId="a2">
@@ -6863,6 +7197,7 @@
     <w:name w:val="Абзац списка Знак"/>
     <w:basedOn w:val="a1"/>
     <w:link w:val="a6"/>
+    <w:uiPriority w:val="34"/>
     <w:qFormat/>
     <w:rsid w:val="00E550E9"/>
     <w:rPr>
@@ -7129,7 +7464,7 @@
   <a:extraClrSchemeLst/>
   <a:extLst>
     <a:ext uri="{05A4C25C-085E-4340-85A3-A5531E510DB2}">
-      <thm15:themeFamily xmlns="" xmlns:thm15="http://schemas.microsoft.com/office/thememl/2012/main" name="Office Theme" id="{62F939B6-93AF-4DB8-9C6B-D6C7DFDC589F}" vid="{4A3C46E8-61CC-4603-A589-7422A47A8E4A}"/>
+      <thm15:themeFamily xmlns:thm15="http://schemas.microsoft.com/office/thememl/2012/main" xmlns="" name="Office Theme" id="{62F939B6-93AF-4DB8-9C6B-D6C7DFDC589F}" vid="{4A3C46E8-61CC-4603-A589-7422A47A8E4A}"/>
     </a:ext>
   </a:extLst>
 </a:theme>
@@ -7140,7 +7475,7 @@
 </file>
 
 <file path=customXml/itemProps1.xml><?xml version="1.0" encoding="utf-8"?>
-<ds:datastoreItem xmlns:ds="http://schemas.openxmlformats.org/officeDocument/2006/customXml" ds:itemID="{6336F0DA-C65D-4634-B59B-366F3259CFC1}">
+<ds:datastoreItem xmlns:ds="http://schemas.openxmlformats.org/officeDocument/2006/customXml" ds:itemID="{98EACA40-2009-4D5F-8CE5-05238EB08172}">
   <ds:schemaRefs>
     <ds:schemaRef ds:uri="http://schemas.openxmlformats.org/officeDocument/2006/bibliography"/>
   </ds:schemaRefs>
